--- a/Proyecto 6/ET_Proyecto_6_EnergiTech_v1.0.docx
+++ b/Proyecto 6/ET_Proyecto_6_EnergiTech_v1.0.docx
@@ -15,6 +15,7 @@
           <w:szCs w:val="36"/>
         </w:rPr>
       </w:pPr>
+      <w:bookmarkStart w:id="0" w:name="_Toc228656194"/>
       <w:r>
         <w:rPr>
           <w:b/>
@@ -23,9 +24,15 @@
           <w:sz w:val="44"/>
           <w:szCs w:val="36"/>
         </w:rPr>
-        <w:t xml:space="preserve">Proyecto </w:t>
-      </w:r>
-      <w:r>
+        <w:t>Proyecto 6:</w:t>
+      </w:r>
+      <w:bookmarkEnd w:id="0"/>
+    </w:p>
+    <w:p>
+      <w:pPr>
+        <w:spacing w:before="100" w:beforeAutospacing="1" w:after="100" w:afterAutospacing="1" w:line="276" w:lineRule="auto"/>
+        <w:jc w:val="center"/>
+        <w:outlineLvl w:val="1"/>
         <w:rPr>
           <w:b/>
           <w:bCs/>
@@ -33,32 +40,8 @@
           <w:sz w:val="44"/>
           <w:szCs w:val="36"/>
         </w:rPr>
-        <w:t>6</w:t>
-      </w:r>
-      <w:r>
-        <w:rPr>
-          <w:b/>
-          <w:bCs/>
-          <w:color w:val="1F4E79" w:themeColor="accent5" w:themeShade="80"/>
-          <w:sz w:val="44"/>
-          <w:szCs w:val="36"/>
-        </w:rPr>
-        <w:t>:</w:t>
-      </w:r>
-    </w:p>
-    <w:p>
-      <w:pPr>
-        <w:spacing w:before="100" w:beforeAutospacing="1" w:after="100" w:afterAutospacing="1" w:line="276" w:lineRule="auto"/>
-        <w:jc w:val="center"/>
-        <w:outlineLvl w:val="1"/>
-        <w:rPr>
-          <w:b/>
-          <w:bCs/>
-          <w:color w:val="1F4E79" w:themeColor="accent5" w:themeShade="80"/>
-          <w:sz w:val="44"/>
-          <w:szCs w:val="36"/>
-        </w:rPr>
-      </w:pPr>
+      </w:pPr>
+      <w:bookmarkStart w:id="1" w:name="_Toc228656195"/>
       <w:r>
         <w:rPr>
           <w:b/>
@@ -68,6 +51,7 @@
         </w:rPr>
         <w:t>Evaluación de la madurez</w:t>
       </w:r>
+      <w:bookmarkEnd w:id="1"/>
       <w:r>
         <w:rPr>
           <w:b/>
@@ -80,19 +64,35 @@
     </w:p>
     <w:p>
       <w:pPr>
-        <w:pStyle w:val="Titulo1"/>
-      </w:pPr>
-      <w:r>
-        <w:t xml:space="preserve">1. </w:t>
-      </w:r>
-      <w:r>
-        <w:t>Autoevaluación del nivel de madurez</w:t>
-      </w:r>
+        <w:keepNext/>
+        <w:keepLines/>
+        <w:spacing w:before="480" w:after="120" w:line="276" w:lineRule="auto"/>
+        <w:jc w:val="both"/>
+        <w:outlineLvl w:val="0"/>
+        <w:rPr>
+          <w:b/>
+          <w:bCs/>
+          <w:color w:val="4472C4" w:themeColor="accent1"/>
+          <w:sz w:val="36"/>
+          <w:szCs w:val="27"/>
+        </w:rPr>
+      </w:pPr>
+      <w:bookmarkStart w:id="2" w:name="_Toc228656196"/>
+      <w:r>
+        <w:rPr>
+          <w:b/>
+          <w:bCs/>
+          <w:color w:val="4472C4" w:themeColor="accent1"/>
+          <w:sz w:val="36"/>
+          <w:szCs w:val="27"/>
+        </w:rPr>
+        <w:t>1. Autoevaluación del nivel de madurez</w:t>
+      </w:r>
+      <w:bookmarkEnd w:id="2"/>
     </w:p>
     <w:p>
       <w:pPr>
-        <w:pStyle w:val="NormalWeb"/>
-        <w:spacing w:line="276" w:lineRule="auto"/>
+        <w:spacing w:before="100" w:beforeAutospacing="1" w:after="100" w:afterAutospacing="1" w:line="276" w:lineRule="auto"/>
         <w:jc w:val="both"/>
       </w:pPr>
       <w:r>
@@ -131,101 +131,68 @@
     </w:p>
     <w:p>
       <w:pPr>
-        <w:pStyle w:val="NormalWeb"/>
-        <w:spacing w:line="276" w:lineRule="auto"/>
+        <w:spacing w:before="100" w:beforeAutospacing="1" w:after="100" w:afterAutospacing="1" w:line="276" w:lineRule="auto"/>
         <w:jc w:val="both"/>
       </w:pPr>
-      <w:proofErr w:type="spellStart"/>
-      <w:r>
-        <w:t>EnergiTech</w:t>
-      </w:r>
-      <w:proofErr w:type="spellEnd"/>
-      <w:r>
-        <w:t xml:space="preserve"> se presenta como una organización con una dependencia crítica del dato para su negocio (predicción de demanda, distribución), pero con una desconexión profunda entre la ejecución técnica y el control institucional.</w:t>
+      <w:r>
+        <w:t>EnergiTech se presenta como una organización con una dependencia crítica del dato para su negocio (predicción de demanda, distribución), pero con una desconexión profunda entre la ejecución técnica y el control institucional.</w:t>
       </w:r>
     </w:p>
     <w:p>
       <w:pPr>
-        <w:pStyle w:val="Ttulo2"/>
-        <w:rPr>
+        <w:spacing w:before="100" w:beforeAutospacing="1" w:after="100" w:afterAutospacing="1"/>
+        <w:outlineLvl w:val="1"/>
+        <w:rPr>
+          <w:b/>
+          <w:bCs/>
           <w:color w:val="8EAADB" w:themeColor="accent1" w:themeTint="99"/>
           <w:sz w:val="28"/>
-        </w:rPr>
-      </w:pPr>
-      <w:r>
-        <w:rPr>
+          <w:szCs w:val="36"/>
+        </w:rPr>
+      </w:pPr>
+      <w:bookmarkStart w:id="3" w:name="_Toc228656197"/>
+      <w:r>
+        <w:rPr>
+          <w:b/>
+          <w:bCs/>
           <w:color w:val="8EAADB" w:themeColor="accent1" w:themeTint="99"/>
           <w:sz w:val="28"/>
-        </w:rPr>
-        <w:t xml:space="preserve">Análisis </w:t>
-      </w:r>
-      <w:r>
-        <w:rPr>
-          <w:color w:val="8EAADB" w:themeColor="accent1" w:themeTint="99"/>
-          <w:sz w:val="28"/>
-        </w:rPr>
-        <w:t>e</w:t>
-      </w:r>
-      <w:r>
-        <w:rPr>
-          <w:color w:val="8EAADB" w:themeColor="accent1" w:themeTint="99"/>
-          <w:sz w:val="28"/>
-        </w:rPr>
-        <w:t xml:space="preserve">xploratorio de </w:t>
-      </w:r>
-      <w:r>
-        <w:rPr>
-          <w:color w:val="8EAADB" w:themeColor="accent1" w:themeTint="99"/>
-          <w:sz w:val="28"/>
-        </w:rPr>
-        <w:t>e</w:t>
-      </w:r>
-      <w:r>
-        <w:rPr>
-          <w:color w:val="8EAADB" w:themeColor="accent1" w:themeTint="99"/>
-          <w:sz w:val="28"/>
-        </w:rPr>
-        <w:t xml:space="preserve">videncias por </w:t>
-      </w:r>
-      <w:r>
-        <w:rPr>
-          <w:color w:val="8EAADB" w:themeColor="accent1" w:themeTint="99"/>
-          <w:sz w:val="28"/>
-        </w:rPr>
-        <w:t>d</w:t>
-      </w:r>
-      <w:r>
-        <w:rPr>
-          <w:color w:val="8EAADB" w:themeColor="accent1" w:themeTint="99"/>
-          <w:sz w:val="28"/>
-        </w:rPr>
-        <w:t>imensiones</w:t>
-      </w:r>
+          <w:szCs w:val="36"/>
+        </w:rPr>
+        <w:t>Análisis exploratorio de evidencias por dimensiones</w:t>
+      </w:r>
+      <w:bookmarkEnd w:id="3"/>
     </w:p>
     <w:p>
       <w:pPr>
-        <w:pStyle w:val="Ttulo3"/>
-      </w:pPr>
-      <w:r>
+        <w:spacing w:before="100" w:beforeAutospacing="1" w:after="100" w:afterAutospacing="1"/>
+        <w:outlineLvl w:val="2"/>
+        <w:rPr>
+          <w:b/>
+          <w:bCs/>
+          <w:sz w:val="27"/>
+          <w:szCs w:val="27"/>
+        </w:rPr>
+      </w:pPr>
+      <w:bookmarkStart w:id="4" w:name="_Toc228656198"/>
+      <w:r>
+        <w:rPr>
+          <w:b/>
+          <w:bCs/>
+          <w:sz w:val="27"/>
+          <w:szCs w:val="27"/>
+        </w:rPr>
         <w:t>Gobierno del Dato (UNE 0077)</w:t>
       </w:r>
+      <w:bookmarkEnd w:id="4"/>
     </w:p>
     <w:p>
       <w:pPr>
-        <w:pStyle w:val="NormalWeb"/>
-        <w:spacing w:line="276" w:lineRule="auto"/>
+        <w:spacing w:before="100" w:beforeAutospacing="1" w:after="100" w:afterAutospacing="1" w:line="276" w:lineRule="auto"/>
         <w:jc w:val="both"/>
       </w:pPr>
       <w:r>
-        <w:t xml:space="preserve">El gobierno es el nivel más alto de responsabilidad, y en </w:t>
-      </w:r>
-      <w:proofErr w:type="spellStart"/>
-      <w:r>
-        <w:t>EnergiTech</w:t>
-      </w:r>
-      <w:proofErr w:type="spellEnd"/>
-      <w:r>
-        <w:t xml:space="preserve"> presenta las brechas más críticas para el cumplimiento normativo. </w:t>
+        <w:t xml:space="preserve">El gobierno es el nivel más alto de responsabilidad, y en EnergiTech presenta las brechas más críticas para el cumplimiento normativo. </w:t>
       </w:r>
     </w:p>
     <w:p>
@@ -238,6 +205,7 @@
         <w:spacing w:line="276" w:lineRule="auto"/>
         <w:jc w:val="both"/>
       </w:pPr>
+      <w:bookmarkStart w:id="5" w:name="_Toc228656199"/>
       <w:r>
         <w:rPr>
           <w:b/>
@@ -293,14 +261,12 @@
       <w:r>
         <w:t xml:space="preserve"> (</w:t>
       </w:r>
-      <w:proofErr w:type="spellStart"/>
       <w:r>
         <w:rPr>
           <w:b/>
         </w:rPr>
         <w:t>RiesDat</w:t>
       </w:r>
-      <w:proofErr w:type="spellEnd"/>
       <w:r>
         <w:rPr>
           <w:b/>
@@ -309,6 +275,63 @@
       </w:r>
       <w:r>
         <w:t>, ya que la organización es incapaz de identificar, evaluar y mitigar los riesgos asociados a la seguridad, confidencialidad y cumplimiento legal (como el RGPD) de sus activos de datos más críticos.</w:t>
+      </w:r>
+    </w:p>
+    <w:p>
+      <w:pPr>
+        <w:pStyle w:val="NormalWeb"/>
+        <w:numPr>
+          <w:ilvl w:val="0"/>
+          <w:numId w:val="16"/>
+        </w:numPr>
+        <w:spacing w:line="276" w:lineRule="auto"/>
+        <w:jc w:val="both"/>
+      </w:pPr>
+      <w:r>
+        <w:rPr>
+          <w:b/>
+          <w:bCs/>
+        </w:rPr>
+        <w:t>Autoridad y Roles:</w:t>
+      </w:r>
+      <w:r>
+        <w:t xml:space="preserve"> Al no existir roles definidos</w:t>
+      </w:r>
+      <w:r>
+        <w:t xml:space="preserve"> (como Data Owners o Data Stewards) que supervisen activamente quién accede a la información, se concluye que el proceso</w:t>
+      </w:r>
+      <w:r>
+        <w:t xml:space="preserve"> de </w:t>
+      </w:r>
+      <w:r>
+        <w:rPr>
+          <w:b/>
+        </w:rPr>
+        <w:t>Establecimiento de Estructuras Organizativas</w:t>
+      </w:r>
+      <w:r>
+        <w:t xml:space="preserve"> </w:t>
+      </w:r>
+      <w:r>
+        <w:t>(</w:t>
+      </w:r>
+      <w:r>
+        <w:rPr>
+          <w:b/>
+        </w:rPr>
+        <w:t>EstOrg</w:t>
+      </w:r>
+      <w:r>
+        <w:rPr>
+          <w:b/>
+        </w:rPr>
+        <w:t>)</w:t>
+      </w:r>
+      <w:r>
+        <w:t xml:space="preserve"> no está operando a nivel corporativo. La ausencia de una oficina o comité del dato impide descentralizar las responsabilidades y ejecutar un control real sobre el ciclo de vida de la información.</w:t>
+      </w:r>
+      <w:r>
+        <w:t xml:space="preserve"> </w:t>
       </w:r>
     </w:p>
     <w:p>
@@ -329,15 +352,7 @@
         <w:t>Falta de Directrices Transversales:</w:t>
       </w:r>
       <w:r>
-        <w:t xml:space="preserve"> Como consecuencia directa de las debilidades en </w:t>
-      </w:r>
-      <w:proofErr w:type="spellStart"/>
-      <w:r>
-        <w:t>EstOrg</w:t>
-      </w:r>
-      <w:proofErr w:type="spellEnd"/>
-      <w:r>
-        <w:t xml:space="preserve">, el proceso de </w:t>
+        <w:t xml:space="preserve"> Como consecuencia directa de las debilidades en EstOrg, el proceso de </w:t>
       </w:r>
       <w:r>
         <w:rPr>
@@ -345,7 +360,6 @@
         </w:rPr>
         <w:t>Establecimiento de Políticas de Datos (</w:t>
       </w:r>
-      <w:proofErr w:type="spellStart"/>
       <w:r>
         <w:rPr>
           <w:b/>
@@ -353,7 +367,6 @@
         </w:rPr>
         <w:t>PolData</w:t>
       </w:r>
-      <w:proofErr w:type="spellEnd"/>
       <w:r>
         <w:rPr>
           <w:b/>
@@ -362,134 +375,47 @@
         <w:t>)</w:t>
       </w:r>
       <w:r>
-        <w:t xml:space="preserve"> se encuentra desatendido. Aunque existan normativas abstractas, la empresa carece de procedimientos operativos e instrucciones técnicas transversales que obliguen a los distintos sistemas (ERP, GIS, </w:t>
-      </w:r>
-      <w:proofErr w:type="spellStart"/>
-      <w:r>
-        <w:t>IoT</w:t>
-      </w:r>
-      <w:proofErr w:type="spellEnd"/>
-      <w:r>
-        <w:t>) a estandarizar el control de accesos y el tratamiento del dato sensible.</w:t>
+        <w:t xml:space="preserve"> se encuentra desatendido. Aunque existan normativas abstractas, la empresa carece de procedimientos operativos e instrucciones técnicas transversales que obliguen a los distintos sistemas a estandarizar el control de accesos y el tratamiento del dato sensible.</w:t>
       </w:r>
     </w:p>
     <w:p>
       <w:pPr>
-        <w:pStyle w:val="NormalWeb"/>
-        <w:numPr>
-          <w:ilvl w:val="0"/>
-          <w:numId w:val="16"/>
-        </w:numPr>
-        <w:spacing w:line="276" w:lineRule="auto"/>
-        <w:jc w:val="both"/>
-      </w:pPr>
-      <w:r>
+        <w:spacing w:before="100" w:beforeAutospacing="1" w:after="100" w:afterAutospacing="1"/>
+        <w:outlineLvl w:val="2"/>
         <w:rPr>
           <w:b/>
           <w:bCs/>
-        </w:rPr>
-        <w:t>Autoridad y Roles:</w:t>
-      </w:r>
-      <w:r>
-        <w:t xml:space="preserve"> Al no existir roles definidos</w:t>
-      </w:r>
-      <w:r>
-        <w:t xml:space="preserve"> (como Data </w:t>
-      </w:r>
-      <w:proofErr w:type="spellStart"/>
-      <w:r>
-        <w:t>Owners</w:t>
-      </w:r>
-      <w:proofErr w:type="spellEnd"/>
-      <w:r>
-        <w:t xml:space="preserve"> o Data </w:t>
-      </w:r>
-      <w:proofErr w:type="spellStart"/>
-      <w:r>
-        <w:t>Stewards</w:t>
-      </w:r>
-      <w:proofErr w:type="spellEnd"/>
-      <w:r>
-        <w:t>) que supervisen activamente quién accede a la información, se concluye que el proceso</w:t>
-      </w:r>
-      <w:r>
-        <w:t xml:space="preserve"> de </w:t>
-      </w:r>
+          <w:sz w:val="27"/>
+          <w:szCs w:val="27"/>
+        </w:rPr>
+      </w:pPr>
       <w:r>
         <w:rPr>
           <w:b/>
-        </w:rPr>
-        <w:t>Establecimiento de Estructuras Organizativas</w:t>
-      </w:r>
-      <w:r>
-        <w:t xml:space="preserve"> </w:t>
-      </w:r>
-      <w:r>
-        <w:t>(</w:t>
-      </w:r>
-      <w:proofErr w:type="spellStart"/>
-      <w:r>
-        <w:rPr>
-          <w:b/>
-        </w:rPr>
-        <w:t>EstOrg</w:t>
-      </w:r>
-      <w:proofErr w:type="spellEnd"/>
-      <w:r>
-        <w:rPr>
-          <w:b/>
-        </w:rPr>
-        <w:t>)</w:t>
-      </w:r>
-      <w:r>
-        <w:t xml:space="preserve"> no está operando a nivel corporativo. La ausencia de una oficina o comité del dato impide descentralizar las responsabilidades y ejecutar un control real sobre el ciclo de vida de la información.</w:t>
-      </w:r>
-      <w:r>
-        <w:t xml:space="preserve"> </w:t>
-      </w:r>
+          <w:bCs/>
+          <w:sz w:val="27"/>
+          <w:szCs w:val="27"/>
+        </w:rPr>
+        <w:t>Gestión del Dato (UNE 0078)</w:t>
+      </w:r>
+      <w:bookmarkEnd w:id="5"/>
     </w:p>
     <w:p>
       <w:pPr>
-        <w:pStyle w:val="NormalWeb"/>
-        <w:spacing w:line="276" w:lineRule="auto"/>
-        <w:ind w:left="720"/>
+        <w:spacing w:before="100" w:beforeAutospacing="1" w:after="100" w:afterAutospacing="1" w:line="276" w:lineRule="auto"/>
         <w:jc w:val="both"/>
       </w:pPr>
+      <w:r>
+        <w:t xml:space="preserve">Esta dimensión evalúa el ciclo de vida técnico. Aunque EnergiTech logra operar, lo hace con una ineficiencia estructural. </w:t>
+      </w:r>
     </w:p>
     <w:p>
       <w:pPr>
-        <w:pStyle w:val="Ttulo3"/>
-      </w:pPr>
-      <w:r>
-        <w:t>Gestión del Dato (UNE 0078)</w:t>
-      </w:r>
-    </w:p>
-    <w:p>
-      <w:pPr>
-        <w:pStyle w:val="NormalWeb"/>
-        <w:spacing w:line="276" w:lineRule="auto"/>
-        <w:jc w:val="both"/>
-      </w:pPr>
-      <w:r>
-        <w:t xml:space="preserve">Esta dimensión evalúa el ciclo de vida técnico. Aunque </w:t>
-      </w:r>
-      <w:proofErr w:type="spellStart"/>
-      <w:r>
-        <w:t>EnergiTech</w:t>
-      </w:r>
-      <w:proofErr w:type="spellEnd"/>
-      <w:r>
-        <w:t xml:space="preserve"> logra operar, lo hace con una ineficiencia estructural. </w:t>
-      </w:r>
-    </w:p>
-    <w:p>
-      <w:pPr>
-        <w:pStyle w:val="NormalWeb"/>
         <w:numPr>
           <w:ilvl w:val="0"/>
           <w:numId w:val="17"/>
         </w:numPr>
-        <w:spacing w:line="276" w:lineRule="auto"/>
+        <w:spacing w:before="100" w:beforeAutospacing="1" w:after="100" w:afterAutospacing="1" w:line="276" w:lineRule="auto"/>
         <w:jc w:val="both"/>
       </w:pPr>
       <w:r>
@@ -497,7 +423,6 @@
           <w:b/>
           <w:bCs/>
         </w:rPr>
-        <w:lastRenderedPageBreak/>
         <w:t>Duplicidad de Datos:</w:t>
       </w:r>
       <w:r>
@@ -518,49 +443,32 @@
           <w:b/>
           <w:bCs/>
         </w:rPr>
-        <w:t>Infraestructura Tecnológica (</w:t>
-      </w:r>
-      <w:proofErr w:type="spellStart"/>
+        <w:t>Infraestructura Tecnológica (InfrTec)</w:t>
+      </w:r>
+      <w:r>
+        <w:t xml:space="preserve"> y </w:t>
+      </w:r>
       <w:r>
         <w:rPr>
           <w:b/>
           <w:bCs/>
         </w:rPr>
-        <w:t>InfrTec</w:t>
-      </w:r>
-      <w:proofErr w:type="spellEnd"/>
+        <w:lastRenderedPageBreak/>
+        <w:t>Procesamiento</w:t>
+      </w:r>
       <w:r>
         <w:rPr>
           <w:b/>
           <w:bCs/>
         </w:rPr>
-        <w:t>)</w:t>
-      </w:r>
-      <w:r>
-        <w:t xml:space="preserve"> y </w:t>
+        <w:t xml:space="preserve"> del dato </w:t>
       </w:r>
       <w:r>
         <w:rPr>
           <w:b/>
           <w:bCs/>
         </w:rPr>
-        <w:t>Procesamiento (</w:t>
-      </w:r>
-      <w:proofErr w:type="spellStart"/>
-      <w:r>
-        <w:rPr>
-          <w:b/>
-          <w:bCs/>
-        </w:rPr>
-        <w:t>ProcDat</w:t>
-      </w:r>
-      <w:proofErr w:type="spellEnd"/>
-      <w:r>
-        <w:rPr>
-          <w:b/>
-          <w:bCs/>
-        </w:rPr>
-        <w:t>)</w:t>
+        <w:t>(ProcDat)</w:t>
       </w:r>
       <w:r>
         <w:t xml:space="preserve">. La falta de un modelo de datos maestro genera silos de información redundante. </w:t>
@@ -568,12 +476,11 @@
     </w:p>
     <w:p>
       <w:pPr>
-        <w:pStyle w:val="NormalWeb"/>
         <w:numPr>
           <w:ilvl w:val="0"/>
           <w:numId w:val="17"/>
         </w:numPr>
-        <w:spacing w:line="276" w:lineRule="auto"/>
+        <w:spacing w:before="100" w:beforeAutospacing="1" w:after="100" w:afterAutospacing="1" w:line="276" w:lineRule="auto"/>
         <w:jc w:val="both"/>
       </w:pPr>
       <w:r>
@@ -591,62 +498,51 @@
           <w:b/>
           <w:bCs/>
         </w:rPr>
-        <w:t>Gestión de Metadatos (</w:t>
-      </w:r>
-      <w:proofErr w:type="spellStart"/>
-      <w:r>
+        <w:t>Gestión de Metadatos (MetDat)</w:t>
+      </w:r>
+      <w:r>
+        <w:t xml:space="preserve"> no está formalizado, impidiendo que el dato sea un activo compartido y comprensible para toda la organización. </w:t>
+      </w:r>
+    </w:p>
+    <w:p>
+      <w:pPr>
+        <w:spacing w:before="100" w:beforeAutospacing="1" w:after="100" w:afterAutospacing="1"/>
+        <w:outlineLvl w:val="2"/>
         <w:rPr>
           <w:b/>
           <w:bCs/>
-        </w:rPr>
-        <w:t>MetDat</w:t>
-      </w:r>
-      <w:proofErr w:type="spellEnd"/>
+          <w:sz w:val="27"/>
+          <w:szCs w:val="27"/>
+        </w:rPr>
+      </w:pPr>
+      <w:bookmarkStart w:id="6" w:name="_Toc228656200"/>
       <w:r>
         <w:rPr>
           <w:b/>
           <w:bCs/>
-        </w:rPr>
-        <w:t>)</w:t>
-      </w:r>
-      <w:r>
-        <w:t xml:space="preserve"> no está formalizado, impidiendo que el dato sea un activo compartido y comprensible para toda la organización. </w:t>
-      </w:r>
+          <w:sz w:val="27"/>
+          <w:szCs w:val="27"/>
+        </w:rPr>
+        <w:t>Gestión de la Calidad del Dato (UNE 0079)</w:t>
+      </w:r>
+      <w:bookmarkEnd w:id="6"/>
     </w:p>
     <w:p>
       <w:pPr>
-        <w:pStyle w:val="Ttulo3"/>
-      </w:pPr>
-      <w:r>
-        <w:t>Gestión de la Calidad del Dato (UNE 0079)</w:t>
+        <w:spacing w:before="100" w:beforeAutospacing="1" w:after="100" w:afterAutospacing="1" w:line="276" w:lineRule="auto"/>
+        <w:jc w:val="both"/>
+      </w:pPr>
+      <w:r>
+        <w:t xml:space="preserve">Es la dimensión donde los problemas de EnergiTech son más visibles para el negocio (informes erróneos). </w:t>
       </w:r>
     </w:p>
     <w:p>
       <w:pPr>
-        <w:pStyle w:val="NormalWeb"/>
-        <w:spacing w:line="276" w:lineRule="auto"/>
-        <w:jc w:val="both"/>
-      </w:pPr>
-      <w:r>
-        <w:t xml:space="preserve">Es la dimensión donde los problemas de </w:t>
-      </w:r>
-      <w:proofErr w:type="spellStart"/>
-      <w:r>
-        <w:t>EnergiTech</w:t>
-      </w:r>
-      <w:proofErr w:type="spellEnd"/>
-      <w:r>
-        <w:t xml:space="preserve"> son más visibles para el negocio (informes erróneos). </w:t>
-      </w:r>
-    </w:p>
-    <w:p>
-      <w:pPr>
-        <w:pStyle w:val="NormalWeb"/>
         <w:numPr>
           <w:ilvl w:val="0"/>
           <w:numId w:val="18"/>
         </w:numPr>
-        <w:spacing w:line="276" w:lineRule="auto"/>
+        <w:spacing w:before="100" w:beforeAutospacing="1" w:after="100" w:afterAutospacing="1" w:line="276" w:lineRule="auto"/>
         <w:jc w:val="both"/>
       </w:pPr>
       <w:r>
@@ -674,23 +570,21 @@
           <w:b/>
           <w:bCs/>
         </w:rPr>
-        <w:t>Control de la Calidad (</w:t>
-      </w:r>
-      <w:proofErr w:type="spellStart"/>
+        <w:t xml:space="preserve">Control </w:t>
+      </w:r>
       <w:r>
         <w:rPr>
           <w:b/>
           <w:bCs/>
         </w:rPr>
-        <w:t>CtrlDQ</w:t>
-      </w:r>
-      <w:proofErr w:type="spellEnd"/>
+        <w:t xml:space="preserve">y Monitorización </w:t>
+      </w:r>
       <w:r>
         <w:rPr>
           <w:b/>
           <w:bCs/>
         </w:rPr>
-        <w:t>)</w:t>
+        <w:t>de la Calidad (CtrlDQ)</w:t>
       </w:r>
       <w:r>
         <w:t xml:space="preserve">. No se están aplicando reglas de validación en las fases de ingesta o procesamiento. </w:t>
@@ -698,12 +592,11 @@
     </w:p>
     <w:p>
       <w:pPr>
-        <w:pStyle w:val="NormalWeb"/>
         <w:numPr>
           <w:ilvl w:val="0"/>
           <w:numId w:val="18"/>
         </w:numPr>
-        <w:spacing w:line="276" w:lineRule="auto"/>
+        <w:spacing w:before="100" w:beforeAutospacing="1" w:after="100" w:afterAutospacing="1" w:line="276" w:lineRule="auto"/>
         <w:jc w:val="both"/>
       </w:pPr>
       <w:r>
@@ -721,90 +614,72 @@
           <w:b/>
           <w:bCs/>
         </w:rPr>
-        <w:t>Planificación de la Calidad (</w:t>
-      </w:r>
-      <w:proofErr w:type="spellStart"/>
-      <w:r>
+        <w:t>Planificación de la Calidad (PlanDQ)</w:t>
+      </w:r>
+      <w:r>
+        <w:t xml:space="preserve">; la calidad no se mide de forma proactiva, sino que se sufre de forma reactiva cuando el proceso de negocio falla. </w:t>
+      </w:r>
+    </w:p>
+    <w:p>
+      <w:pPr>
+        <w:spacing w:before="100" w:beforeAutospacing="1" w:after="100" w:afterAutospacing="1"/>
+        <w:outlineLvl w:val="1"/>
         <w:rPr>
           <w:b/>
           <w:bCs/>
-        </w:rPr>
-        <w:t>PlanDQ</w:t>
-      </w:r>
-      <w:proofErr w:type="spellEnd"/>
+          <w:color w:val="8EAADB" w:themeColor="accent1" w:themeTint="99"/>
+          <w:sz w:val="28"/>
+          <w:szCs w:val="36"/>
+        </w:rPr>
+      </w:pPr>
+      <w:bookmarkStart w:id="7" w:name="_Toc228656201"/>
       <w:r>
         <w:rPr>
           <w:b/>
           <w:bCs/>
-        </w:rPr>
-        <w:t>)</w:t>
-      </w:r>
-      <w:r>
-        <w:t xml:space="preserve">; la calidad no se mide de forma proactiva, sino que se sufre de forma reactiva cuando el proceso de negocio falla. </w:t>
-      </w:r>
+          <w:color w:val="8EAADB" w:themeColor="accent1" w:themeTint="99"/>
+          <w:sz w:val="28"/>
+          <w:szCs w:val="36"/>
+        </w:rPr>
+        <w:t>Derivación del Nivel de Madurez Organizacional (UNE 0080)</w:t>
+      </w:r>
+      <w:bookmarkEnd w:id="7"/>
     </w:p>
     <w:p>
       <w:pPr>
-        <w:pStyle w:val="Ttulo2"/>
-        <w:rPr>
-          <w:color w:val="8EAADB" w:themeColor="accent1" w:themeTint="99"/>
-          <w:sz w:val="28"/>
-        </w:rPr>
-      </w:pPr>
-      <w:r>
-        <w:rPr>
-          <w:color w:val="8EAADB" w:themeColor="accent1" w:themeTint="99"/>
-          <w:sz w:val="28"/>
-        </w:rPr>
-        <w:t>Derivación del Nivel de Madurez Organizacional (UNE 0080)</w:t>
+        <w:spacing w:before="100" w:beforeAutospacing="1" w:after="100" w:afterAutospacing="1" w:line="276" w:lineRule="auto"/>
+        <w:jc w:val="both"/>
+      </w:pPr>
+      <w:r>
+        <w:t xml:space="preserve">Para determinar el nivel, aplicamos la escala de calificación basada en la norma ISO/IEC 33000, donde los procesos pueden ser: N (No alcanzado), P (Parcialmente), L (Ampliamente) o F (Completamente). </w:t>
       </w:r>
     </w:p>
     <w:p>
       <w:pPr>
-        <w:pStyle w:val="NormalWeb"/>
-        <w:spacing w:line="276" w:lineRule="auto"/>
+        <w:spacing w:before="100" w:beforeAutospacing="1" w:after="100" w:afterAutospacing="1" w:line="276" w:lineRule="auto"/>
         <w:jc w:val="both"/>
       </w:pPr>
       <w:r>
-        <w:t xml:space="preserve">Para determinar el nivel, aplicamos la escala de calificación basada en la norma ISO/IEC 33000, donde los procesos pueden ser: N (No alcanzado), P (Parcialmente), L (Ampliamente) o F (Completamente). </w:t>
+        <w:t xml:space="preserve">Consideramos que EnergiTech se encuentra en un </w:t>
+      </w:r>
+      <w:r>
+        <w:rPr>
+          <w:b/>
+          <w:bCs/>
+        </w:rPr>
+        <w:t>Nivel de Madurez 1</w:t>
+      </w:r>
+      <w:r>
+        <w:t>, debido a:</w:t>
       </w:r>
     </w:p>
     <w:p>
       <w:pPr>
-        <w:pStyle w:val="NormalWeb"/>
-        <w:spacing w:line="276" w:lineRule="auto"/>
-        <w:jc w:val="both"/>
-      </w:pPr>
-      <w:r>
-        <w:t xml:space="preserve">Consideramos que </w:t>
-      </w:r>
-      <w:proofErr w:type="spellStart"/>
-      <w:r>
-        <w:t>EnergiTech</w:t>
-      </w:r>
-      <w:proofErr w:type="spellEnd"/>
-      <w:r>
-        <w:t xml:space="preserve"> se encuentra en un </w:t>
-      </w:r>
-      <w:r>
-        <w:rPr>
-          <w:b/>
-          <w:bCs/>
-        </w:rPr>
-        <w:t>Nivel de Madurez 1</w:t>
-      </w:r>
-      <w:r>
-        <w:t>, debido a:</w:t>
-      </w:r>
-    </w:p>
-    <w:p>
-      <w:pPr>
-        <w:pStyle w:val="NormalWeb"/>
         <w:numPr>
           <w:ilvl w:val="0"/>
           <w:numId w:val="19"/>
         </w:numPr>
-        <w:spacing w:line="276" w:lineRule="auto"/>
+        <w:spacing w:before="100" w:beforeAutospacing="1" w:after="100" w:afterAutospacing="1" w:line="276" w:lineRule="auto"/>
         <w:jc w:val="both"/>
       </w:pPr>
       <w:r>
@@ -820,12 +695,11 @@
     </w:p>
     <w:p>
       <w:pPr>
-        <w:pStyle w:val="NormalWeb"/>
         <w:numPr>
           <w:ilvl w:val="0"/>
           <w:numId w:val="19"/>
         </w:numPr>
-        <w:spacing w:line="276" w:lineRule="auto"/>
+        <w:spacing w:before="100" w:beforeAutospacing="1" w:after="100" w:afterAutospacing="1" w:line="276" w:lineRule="auto"/>
         <w:jc w:val="both"/>
       </w:pPr>
       <w:r>
@@ -846,25 +720,16 @@
         <w:t>planificados y monitorizados</w:t>
       </w:r>
       <w:r>
-        <w:t xml:space="preserve">. </w:t>
-      </w:r>
-      <w:proofErr w:type="spellStart"/>
-      <w:r>
-        <w:t>EnergiTech</w:t>
-      </w:r>
-      <w:proofErr w:type="spellEnd"/>
-      <w:r>
-        <w:t xml:space="preserve"> no puede aspirar a este nivel mientras: </w:t>
+        <w:t xml:space="preserve">. EnergiTech no puede aspirar a este nivel mientras: </w:t>
       </w:r>
     </w:p>
     <w:p>
       <w:pPr>
-        <w:pStyle w:val="NormalWeb"/>
         <w:numPr>
           <w:ilvl w:val="1"/>
           <w:numId w:val="19"/>
         </w:numPr>
-        <w:spacing w:line="276" w:lineRule="auto"/>
+        <w:spacing w:before="100" w:beforeAutospacing="1" w:after="100" w:afterAutospacing="1" w:line="276" w:lineRule="auto"/>
         <w:jc w:val="both"/>
       </w:pPr>
       <w:r>
@@ -873,12 +738,11 @@
     </w:p>
     <w:p>
       <w:pPr>
-        <w:pStyle w:val="NormalWeb"/>
         <w:numPr>
           <w:ilvl w:val="1"/>
           <w:numId w:val="19"/>
         </w:numPr>
-        <w:spacing w:line="276" w:lineRule="auto"/>
+        <w:spacing w:before="100" w:beforeAutospacing="1" w:after="100" w:afterAutospacing="1" w:line="276" w:lineRule="auto"/>
         <w:jc w:val="both"/>
       </w:pPr>
       <w:r>
@@ -887,12 +751,11 @@
     </w:p>
     <w:p>
       <w:pPr>
-        <w:pStyle w:val="NormalWeb"/>
         <w:numPr>
           <w:ilvl w:val="0"/>
           <w:numId w:val="19"/>
         </w:numPr>
-        <w:spacing w:line="276" w:lineRule="auto"/>
+        <w:spacing w:before="100" w:beforeAutospacing="1" w:after="100" w:afterAutospacing="1" w:line="276" w:lineRule="auto"/>
         <w:jc w:val="both"/>
       </w:pPr>
       <w:r>
@@ -908,27 +771,25 @@
     </w:p>
     <w:p>
       <w:pPr>
-        <w:pStyle w:val="NormalWeb"/>
-        <w:spacing w:line="276" w:lineRule="auto"/>
+        <w:spacing w:before="100" w:beforeAutospacing="1" w:after="100" w:afterAutospacing="1" w:line="276" w:lineRule="auto"/>
         <w:jc w:val="both"/>
       </w:pPr>
       <w:r>
-        <w:t xml:space="preserve">Concluimos por tanto, que </w:t>
-      </w:r>
-      <w:proofErr w:type="spellStart"/>
-      <w:r>
-        <w:t>EnergiTech</w:t>
-      </w:r>
-      <w:proofErr w:type="spellEnd"/>
-      <w:r>
-        <w:t xml:space="preserve"> se encuentra en un estado de </w:t>
+        <w:t xml:space="preserve">Concluimos por tanto, que EnergiTech se encuentra en un estado de </w:t>
       </w:r>
       <w:r>
         <w:rPr>
           <w:b/>
           <w:bCs/>
         </w:rPr>
-        <w:t>madurez incipiente</w:t>
+        <w:t xml:space="preserve">madurez </w:t>
+      </w:r>
+      <w:r>
+        <w:rPr>
+          <w:b/>
+          <w:bCs/>
+        </w:rPr>
+        <w:t>inicial</w:t>
       </w:r>
       <w:r>
         <w:t xml:space="preserve">. Posee la infraestructura para generar datos, pero carece del control para convertirlos en información confiable. </w:t>
@@ -936,27 +797,11 @@
     </w:p>
     <w:p>
       <w:pPr>
-        <w:pStyle w:val="NormalWeb"/>
-        <w:spacing w:line="276" w:lineRule="auto"/>
+        <w:spacing w:before="100" w:beforeAutospacing="1" w:after="100" w:afterAutospacing="1" w:line="276" w:lineRule="auto"/>
         <w:jc w:val="both"/>
       </w:pPr>
       <w:r>
-        <w:lastRenderedPageBreak/>
-        <w:t>La decisión de</w:t>
-      </w:r>
-      <w:r>
-        <w:t xml:space="preserve"> </w:t>
-      </w:r>
-      <w:r>
-        <w:t xml:space="preserve">lanzar una </w:t>
-      </w:r>
-      <w:r>
-        <w:t>iniciativa de gobierno de datos</w:t>
-      </w:r>
-      <w:bookmarkStart w:id="0" w:name="_GoBack"/>
-      <w:bookmarkEnd w:id="0"/>
-      <w:r>
-        <w:t xml:space="preserve"> mencionada en el caso es el paso correcto para transitar hacia el </w:t>
+        <w:t xml:space="preserve">La decisión de lanzar una iniciativa de gobierno de datos mencionada en el caso es el paso correcto para transitar hacia el </w:t>
       </w:r>
       <w:r>
         <w:rPr>
@@ -971,15 +816,15 @@
     </w:p>
     <w:p>
       <w:pPr>
-        <w:pStyle w:val="NormalWeb"/>
         <w:numPr>
           <w:ilvl w:val="0"/>
           <w:numId w:val="20"/>
         </w:numPr>
-        <w:spacing w:line="276" w:lineRule="auto"/>
+        <w:spacing w:before="100" w:beforeAutospacing="1" w:after="100" w:afterAutospacing="1" w:line="276" w:lineRule="auto"/>
         <w:jc w:val="both"/>
       </w:pPr>
       <w:r>
+        <w:lastRenderedPageBreak/>
         <w:t xml:space="preserve">Establecer la </w:t>
       </w:r>
       <w:r>
@@ -987,23 +832,7 @@
           <w:b/>
           <w:bCs/>
         </w:rPr>
-        <w:t>Estructura Organizativa (</w:t>
-      </w:r>
-      <w:proofErr w:type="spellStart"/>
-      <w:r>
-        <w:rPr>
-          <w:b/>
-          <w:bCs/>
-        </w:rPr>
-        <w:t>EstOrg</w:t>
-      </w:r>
-      <w:proofErr w:type="spellEnd"/>
-      <w:r>
-        <w:rPr>
-          <w:b/>
-          <w:bCs/>
-        </w:rPr>
-        <w:t>)</w:t>
+        <w:t>Estructura Organizativa (EstOrg)</w:t>
       </w:r>
       <w:r>
         <w:t xml:space="preserve"> para fijar responsabilidades. </w:t>
@@ -1011,12 +840,11 @@
     </w:p>
     <w:p>
       <w:pPr>
-        <w:pStyle w:val="NormalWeb"/>
         <w:numPr>
           <w:ilvl w:val="0"/>
           <w:numId w:val="20"/>
         </w:numPr>
-        <w:spacing w:line="276" w:lineRule="auto"/>
+        <w:spacing w:before="100" w:beforeAutospacing="1" w:after="100" w:afterAutospacing="1" w:line="276" w:lineRule="auto"/>
         <w:jc w:val="both"/>
       </w:pPr>
       <w:r>
@@ -1027,23 +855,7 @@
           <w:b/>
           <w:bCs/>
         </w:rPr>
-        <w:t>Control de Calidad (</w:t>
-      </w:r>
-      <w:proofErr w:type="spellStart"/>
-      <w:r>
-        <w:rPr>
-          <w:b/>
-          <w:bCs/>
-        </w:rPr>
-        <w:t>CtrlDQ</w:t>
-      </w:r>
-      <w:proofErr w:type="spellEnd"/>
-      <w:r>
-        <w:rPr>
-          <w:b/>
-          <w:bCs/>
-        </w:rPr>
-        <w:t>)</w:t>
+        <w:t>Control de Calidad (CtrlDQ)</w:t>
       </w:r>
       <w:r>
         <w:t xml:space="preserve"> automatizado que elimine los errores en los informes de predicción. </w:t>
@@ -1051,12 +863,11 @@
     </w:p>
     <w:p>
       <w:pPr>
-        <w:pStyle w:val="NormalWeb"/>
         <w:numPr>
           <w:ilvl w:val="0"/>
           <w:numId w:val="20"/>
         </w:numPr>
-        <w:spacing w:line="276" w:lineRule="auto"/>
+        <w:spacing w:before="100" w:beforeAutospacing="1" w:after="100" w:afterAutospacing="1" w:line="276" w:lineRule="auto"/>
       </w:pPr>
       <w:r>
         <w:t xml:space="preserve">Centralizar la </w:t>
@@ -1074,28 +885,39 @@
     </w:p>
     <w:p>
       <w:pPr>
-        <w:pStyle w:val="Titulo1"/>
-      </w:pPr>
-      <w:r>
+        <w:keepNext/>
+        <w:keepLines/>
+        <w:spacing w:before="480" w:after="120" w:line="276" w:lineRule="auto"/>
+        <w:jc w:val="both"/>
+        <w:outlineLvl w:val="0"/>
+        <w:rPr>
+          <w:b/>
+          <w:bCs/>
+          <w:color w:val="4472C4" w:themeColor="accent1"/>
+          <w:sz w:val="36"/>
+          <w:szCs w:val="27"/>
+        </w:rPr>
+      </w:pPr>
+      <w:bookmarkStart w:id="8" w:name="_Toc228656202"/>
+      <w:r>
+        <w:rPr>
+          <w:b/>
+          <w:bCs/>
+          <w:color w:val="4472C4" w:themeColor="accent1"/>
+          <w:sz w:val="36"/>
+          <w:szCs w:val="27"/>
+        </w:rPr>
         <w:t>2. Evolución del nivel de madurez y plan de mejora</w:t>
       </w:r>
+      <w:bookmarkEnd w:id="8"/>
     </w:p>
     <w:p>
       <w:pPr>
-        <w:pStyle w:val="NormalWeb"/>
-        <w:spacing w:line="276" w:lineRule="auto"/>
+        <w:spacing w:before="100" w:beforeAutospacing="1" w:after="100" w:afterAutospacing="1" w:line="276" w:lineRule="auto"/>
         <w:jc w:val="both"/>
       </w:pPr>
       <w:r>
-        <w:t xml:space="preserve">Tras la ejecución de los proyectos transversales de gestión de datos, se ha realizado una reevaluación del estado de </w:t>
-      </w:r>
-      <w:proofErr w:type="spellStart"/>
-      <w:r>
-        <w:t>EnergiTech</w:t>
-      </w:r>
-      <w:proofErr w:type="spellEnd"/>
-      <w:r>
-        <w:t xml:space="preserve"> frente a la especificación </w:t>
+        <w:t xml:space="preserve">Tras la ejecución de los proyectos de gestión de datos, se ha realizado una reevaluación del estado de EnergiTech frente a la especificación </w:t>
       </w:r>
       <w:r>
         <w:rPr>
@@ -1120,8 +942,7 @@
     </w:p>
     <w:p>
       <w:pPr>
-        <w:pStyle w:val="NormalWeb"/>
-        <w:spacing w:line="276" w:lineRule="auto"/>
+        <w:spacing w:before="100" w:beforeAutospacing="1" w:after="100" w:afterAutospacing="1" w:line="276" w:lineRule="auto"/>
         <w:jc w:val="both"/>
       </w:pPr>
       <w:r>
@@ -1140,12 +961,16 @@
     </w:p>
     <w:p>
       <w:pPr>
-        <w:pStyle w:val="NormalWeb"/>
         <w:numPr>
           <w:ilvl w:val="0"/>
           <w:numId w:val="21"/>
         </w:numPr>
-        <w:spacing w:line="276" w:lineRule="auto"/>
+        <w:tabs>
+          <w:tab w:val="clear" w:pos="720"/>
+          <w:tab w:val="num" w:pos="360"/>
+        </w:tabs>
+        <w:spacing w:before="100" w:beforeAutospacing="1" w:after="100" w:afterAutospacing="1" w:line="276" w:lineRule="auto"/>
+        <w:ind w:left="360"/>
         <w:jc w:val="both"/>
       </w:pPr>
       <w:r>
@@ -1161,12 +986,16 @@
     </w:p>
     <w:p>
       <w:pPr>
-        <w:pStyle w:val="NormalWeb"/>
         <w:numPr>
           <w:ilvl w:val="0"/>
           <w:numId w:val="21"/>
         </w:numPr>
-        <w:spacing w:line="276" w:lineRule="auto"/>
+        <w:tabs>
+          <w:tab w:val="clear" w:pos="720"/>
+          <w:tab w:val="num" w:pos="360"/>
+        </w:tabs>
+        <w:spacing w:before="100" w:beforeAutospacing="1" w:after="100" w:afterAutospacing="1" w:line="276" w:lineRule="auto"/>
+        <w:ind w:left="360"/>
         <w:jc w:val="both"/>
       </w:pPr>
       <w:r>
@@ -1192,12 +1021,16 @@
     </w:p>
     <w:p>
       <w:pPr>
-        <w:pStyle w:val="NormalWeb"/>
         <w:numPr>
           <w:ilvl w:val="0"/>
           <w:numId w:val="21"/>
         </w:numPr>
-        <w:spacing w:line="276" w:lineRule="auto"/>
+        <w:tabs>
+          <w:tab w:val="clear" w:pos="720"/>
+          <w:tab w:val="num" w:pos="360"/>
+        </w:tabs>
+        <w:spacing w:before="100" w:beforeAutospacing="1" w:after="100" w:afterAutospacing="1" w:line="276" w:lineRule="auto"/>
+        <w:ind w:left="360"/>
         <w:jc w:val="both"/>
       </w:pPr>
       <w:r>
@@ -1208,21 +1041,12 @@
         <w:t>Cultura de Calidad (UNE 0079):</w:t>
       </w:r>
       <w:r>
-        <w:t xml:space="preserve"> Los procesos de control y monitorización de calidad han pasado de ser inexistentes a estar definidos con métricas claras (</w:t>
-      </w:r>
-      <w:proofErr w:type="spellStart"/>
-      <w:r>
-        <w:t>KPIs</w:t>
-      </w:r>
-      <w:proofErr w:type="spellEnd"/>
-      <w:r>
-        <w:t xml:space="preserve">), asegurando que los informes de predicción de demanda sean ahora confiables y precisos. </w:t>
+        <w:t xml:space="preserve"> Los procesos de control y monitorización de calidad han pasado de ser inexistentes a estar definidos con métricas claras (KPIs), asegurando que los informes de predicción de demanda sean ahora confiables y precisos. </w:t>
       </w:r>
     </w:p>
     <w:p>
       <w:pPr>
-        <w:pStyle w:val="NormalWeb"/>
-        <w:spacing w:line="276" w:lineRule="auto"/>
+        <w:spacing w:before="100" w:beforeAutospacing="1" w:after="100" w:afterAutospacing="1" w:line="276" w:lineRule="auto"/>
         <w:jc w:val="both"/>
       </w:pPr>
       <w:r>
@@ -1241,24 +1065,1281 @@
     </w:p>
     <w:p>
       <w:pPr>
-        <w:pStyle w:val="Ttulo3"/>
-        <w:spacing w:line="276" w:lineRule="auto"/>
+        <w:spacing w:before="100" w:beforeAutospacing="1" w:after="100" w:afterAutospacing="1" w:line="276" w:lineRule="auto"/>
         <w:jc w:val="both"/>
-        <w:rPr>
+      </w:pPr>
+      <w:r>
+        <w:t>Para consolidar el Nivel 2, el modelo MAMD exige que los procesos clave estén evaluados como L (Ampliamente) o F (Completamente). Como ve</w:t>
+      </w:r>
+      <w:r>
+        <w:t>mos</w:t>
+      </w:r>
+      <w:r>
+        <w:t xml:space="preserve"> en la </w:t>
+      </w:r>
+      <w:r>
+        <w:t xml:space="preserve">siguiente </w:t>
+      </w:r>
+      <w:r>
+        <w:t xml:space="preserve">tabla, los procesos que </w:t>
+      </w:r>
+      <w:r>
+        <w:t>implementamos</w:t>
+      </w:r>
+      <w:r>
+        <w:t xml:space="preserve"> en los proyectos (MetDat, CtrlDQ, PlanDQ, InfrTec) han subido a L o F, lo que numéricamente da el aprobado para el Nivel 2.</w:t>
+      </w:r>
+    </w:p>
+    <w:tbl>
+      <w:tblPr>
+        <w:tblStyle w:val="Tablaconcuadrcula4-nfasis51"/>
+        <w:tblW w:w="0" w:type="auto"/>
+        <w:tblLook w:val="04A0" w:firstRow="1" w:lastRow="0" w:firstColumn="1" w:lastColumn="0" w:noHBand="0" w:noVBand="1"/>
+      </w:tblPr>
+      <w:tblGrid>
+        <w:gridCol w:w="1387"/>
+        <w:gridCol w:w="1233"/>
+        <w:gridCol w:w="1145"/>
+        <w:gridCol w:w="1617"/>
+        <w:gridCol w:w="4246"/>
+      </w:tblGrid>
+      <w:tr>
+        <w:trPr>
+          <w:cnfStyle w:val="100000000000" w:firstRow="1" w:lastRow="0" w:firstColumn="0" w:lastColumn="0" w:oddVBand="0" w:evenVBand="0" w:oddHBand="0" w:evenHBand="0" w:firstRowFirstColumn="0" w:firstRowLastColumn="0" w:lastRowFirstColumn="0" w:lastRowLastColumn="0"/>
+        </w:trPr>
+        <w:tc>
+          <w:tcPr>
+            <w:cnfStyle w:val="001000000000" w:firstRow="0" w:lastRow="0" w:firstColumn="1" w:lastColumn="0" w:oddVBand="0" w:evenVBand="0" w:oddHBand="0" w:evenHBand="0" w:firstRowFirstColumn="0" w:firstRowLastColumn="0" w:lastRowFirstColumn="0" w:lastRowLastColumn="0"/>
+            <w:tcW w:w="0" w:type="auto"/>
+            <w:hideMark/>
+          </w:tcPr>
+          <w:p>
+            <w:pPr>
+              <w:rPr>
+                <w:color w:val="1F1F1F"/>
+              </w:rPr>
+            </w:pPr>
+            <w:r>
+              <w:rPr>
+                <w:color w:val="1F1F1F"/>
+                <w:bdr w:val="none" w:sz="0" w:space="0" w:color="auto" w:frame="1"/>
+              </w:rPr>
+              <w:t>Dimensión (UNE)</w:t>
+            </w:r>
+          </w:p>
+        </w:tc>
+        <w:tc>
+          <w:tcPr>
+            <w:tcW w:w="0" w:type="auto"/>
+            <w:hideMark/>
+          </w:tcPr>
+          <w:p>
+            <w:pPr>
+              <w:cnfStyle w:val="100000000000" w:firstRow="1" w:lastRow="0" w:firstColumn="0" w:lastColumn="0" w:oddVBand="0" w:evenVBand="0" w:oddHBand="0" w:evenHBand="0" w:firstRowFirstColumn="0" w:firstRowLastColumn="0" w:lastRowFirstColumn="0" w:lastRowLastColumn="0"/>
+              <w:rPr>
+                <w:color w:val="1F1F1F"/>
+              </w:rPr>
+            </w:pPr>
+            <w:r>
+              <w:rPr>
+                <w:color w:val="1F1F1F"/>
+                <w:bdr w:val="none" w:sz="0" w:space="0" w:color="auto" w:frame="1"/>
+              </w:rPr>
+              <w:t>Proceso (MAMD)</w:t>
+            </w:r>
+          </w:p>
+        </w:tc>
+        <w:tc>
+          <w:tcPr>
+            <w:tcW w:w="0" w:type="auto"/>
+            <w:hideMark/>
+          </w:tcPr>
+          <w:p>
+            <w:pPr>
+              <w:cnfStyle w:val="100000000000" w:firstRow="1" w:lastRow="0" w:firstColumn="0" w:lastColumn="0" w:oddVBand="0" w:evenVBand="0" w:oddHBand="0" w:evenHBand="0" w:firstRowFirstColumn="0" w:firstRowLastColumn="0" w:lastRowFirstColumn="0" w:lastRowLastColumn="0"/>
+              <w:rPr>
+                <w:color w:val="1F1F1F"/>
+              </w:rPr>
+            </w:pPr>
+            <w:r>
+              <w:rPr>
+                <w:color w:val="1F1F1F"/>
+                <w:bdr w:val="none" w:sz="0" w:space="0" w:color="auto" w:frame="1"/>
+              </w:rPr>
+              <w:t>Estado Inicial (Nivel 1)</w:t>
+            </w:r>
+          </w:p>
+        </w:tc>
+        <w:tc>
+          <w:tcPr>
+            <w:tcW w:w="1391" w:type="dxa"/>
+            <w:hideMark/>
+          </w:tcPr>
+          <w:p>
+            <w:pPr>
+              <w:cnfStyle w:val="100000000000" w:firstRow="1" w:lastRow="0" w:firstColumn="0" w:lastColumn="0" w:oddVBand="0" w:evenVBand="0" w:oddHBand="0" w:evenHBand="0" w:firstRowFirstColumn="0" w:firstRowLastColumn="0" w:lastRowFirstColumn="0" w:lastRowLastColumn="0"/>
+              <w:rPr>
+                <w:color w:val="1F1F1F"/>
+              </w:rPr>
+            </w:pPr>
+            <w:r>
+              <w:rPr>
+                <w:color w:val="1F1F1F"/>
+                <w:bdr w:val="none" w:sz="0" w:space="0" w:color="auto" w:frame="1"/>
+              </w:rPr>
+              <w:t>Estado Evolucionado (Nivel 2)</w:t>
+            </w:r>
+          </w:p>
+        </w:tc>
+        <w:tc>
+          <w:tcPr>
+            <w:tcW w:w="4246" w:type="dxa"/>
+            <w:hideMark/>
+          </w:tcPr>
+          <w:p>
+            <w:pPr>
+              <w:cnfStyle w:val="100000000000" w:firstRow="1" w:lastRow="0" w:firstColumn="0" w:lastColumn="0" w:oddVBand="0" w:evenVBand="0" w:oddHBand="0" w:evenHBand="0" w:firstRowFirstColumn="0" w:firstRowLastColumn="0" w:lastRowFirstColumn="0" w:lastRowLastColumn="0"/>
+              <w:rPr>
+                <w:color w:val="1F1F1F"/>
+              </w:rPr>
+            </w:pPr>
+            <w:r>
+              <w:rPr>
+                <w:color w:val="1F1F1F"/>
+                <w:bdr w:val="none" w:sz="0" w:space="0" w:color="auto" w:frame="1"/>
+              </w:rPr>
+              <w:t xml:space="preserve">Justificación e Impacto de las Intervenciones </w:t>
+            </w:r>
+          </w:p>
+        </w:tc>
+      </w:tr>
+      <w:tr>
+        <w:trPr>
+          <w:cnfStyle w:val="000000100000" w:firstRow="0" w:lastRow="0" w:firstColumn="0" w:lastColumn="0" w:oddVBand="0" w:evenVBand="0" w:oddHBand="1" w:evenHBand="0" w:firstRowFirstColumn="0" w:firstRowLastColumn="0" w:lastRowFirstColumn="0" w:lastRowLastColumn="0"/>
+        </w:trPr>
+        <w:tc>
+          <w:tcPr>
+            <w:cnfStyle w:val="001000000000" w:firstRow="0" w:lastRow="0" w:firstColumn="1" w:lastColumn="0" w:oddVBand="0" w:evenVBand="0" w:oddHBand="0" w:evenHBand="0" w:firstRowFirstColumn="0" w:firstRowLastColumn="0" w:lastRowFirstColumn="0" w:lastRowLastColumn="0"/>
+            <w:tcW w:w="0" w:type="auto"/>
+            <w:hideMark/>
+          </w:tcPr>
+          <w:p>
+            <w:pPr>
+              <w:rPr>
+                <w:color w:val="1F1F1F"/>
+              </w:rPr>
+            </w:pPr>
+            <w:r>
+              <w:rPr>
+                <w:color w:val="1F1F1F"/>
+                <w:bdr w:val="none" w:sz="0" w:space="0" w:color="auto" w:frame="1"/>
+              </w:rPr>
+              <w:t>Gobierno (UNE 0077)</w:t>
+            </w:r>
+          </w:p>
+        </w:tc>
+        <w:tc>
+          <w:tcPr>
+            <w:tcW w:w="0" w:type="auto"/>
+            <w:hideMark/>
+          </w:tcPr>
+          <w:p>
+            <w:pPr>
+              <w:cnfStyle w:val="000000100000" w:firstRow="0" w:lastRow="0" w:firstColumn="0" w:lastColumn="0" w:oddVBand="0" w:evenVBand="0" w:oddHBand="1" w:evenHBand="0" w:firstRowFirstColumn="0" w:firstRowLastColumn="0" w:lastRowFirstColumn="0" w:lastRowLastColumn="0"/>
+              <w:rPr>
+                <w:color w:val="1F1F1F"/>
+              </w:rPr>
+            </w:pPr>
+            <w:r>
+              <w:rPr>
+                <w:b/>
+                <w:bCs/>
+                <w:color w:val="1F1F1F"/>
+                <w:bdr w:val="none" w:sz="0" w:space="0" w:color="auto" w:frame="1"/>
+              </w:rPr>
+              <w:t>PolData</w:t>
+            </w:r>
+          </w:p>
+        </w:tc>
+        <w:tc>
+          <w:tcPr>
+            <w:tcW w:w="0" w:type="auto"/>
+            <w:hideMark/>
+          </w:tcPr>
+          <w:p>
+            <w:pPr>
+              <w:cnfStyle w:val="000000100000" w:firstRow="0" w:lastRow="0" w:firstColumn="0" w:lastColumn="0" w:oddVBand="0" w:evenVBand="0" w:oddHBand="1" w:evenHBand="0" w:firstRowFirstColumn="0" w:firstRowLastColumn="0" w:lastRowFirstColumn="0" w:lastRowLastColumn="0"/>
+              <w:rPr>
+                <w:color w:val="1F1F1F"/>
+              </w:rPr>
+            </w:pPr>
+            <w:r>
+              <w:rPr>
+                <w:b/>
+                <w:bCs/>
+                <w:color w:val="1F1F1F"/>
+                <w:bdr w:val="none" w:sz="0" w:space="0" w:color="auto" w:frame="1"/>
+              </w:rPr>
+              <w:t>P</w:t>
+            </w:r>
+            <w:r>
+              <w:rPr>
+                <w:color w:val="1F1F1F"/>
+                <w:bdr w:val="none" w:sz="0" w:space="0" w:color="auto" w:frame="1"/>
+              </w:rPr>
+              <w:t xml:space="preserve"> (Parcial)</w:t>
+            </w:r>
+          </w:p>
+        </w:tc>
+        <w:tc>
+          <w:tcPr>
+            <w:tcW w:w="1391" w:type="dxa"/>
+            <w:hideMark/>
+          </w:tcPr>
+          <w:p>
+            <w:pPr>
+              <w:cnfStyle w:val="000000100000" w:firstRow="0" w:lastRow="0" w:firstColumn="0" w:lastColumn="0" w:oddVBand="0" w:evenVBand="0" w:oddHBand="1" w:evenHBand="0" w:firstRowFirstColumn="0" w:firstRowLastColumn="0" w:lastRowFirstColumn="0" w:lastRowLastColumn="0"/>
+              <w:rPr>
+                <w:color w:val="1F1F1F"/>
+              </w:rPr>
+            </w:pPr>
+            <w:r>
+              <w:rPr>
+                <w:b/>
+                <w:bCs/>
+                <w:color w:val="1F1F1F"/>
+                <w:bdr w:val="none" w:sz="0" w:space="0" w:color="auto" w:frame="1"/>
+              </w:rPr>
+              <w:t>L</w:t>
+            </w:r>
+            <w:r>
+              <w:rPr>
+                <w:color w:val="1F1F1F"/>
+                <w:bdr w:val="none" w:sz="0" w:space="0" w:color="auto" w:frame="1"/>
+              </w:rPr>
+              <w:t xml:space="preserve"> (Amplio)</w:t>
+            </w:r>
+          </w:p>
+        </w:tc>
+        <w:tc>
+          <w:tcPr>
+            <w:tcW w:w="4246" w:type="dxa"/>
+            <w:hideMark/>
+          </w:tcPr>
+          <w:p>
+            <w:pPr>
+              <w:cnfStyle w:val="000000100000" w:firstRow="0" w:lastRow="0" w:firstColumn="0" w:lastColumn="0" w:oddVBand="0" w:evenVBand="0" w:oddHBand="1" w:evenHBand="0" w:firstRowFirstColumn="0" w:firstRowLastColumn="0" w:lastRowFirstColumn="0" w:lastRowLastColumn="0"/>
+              <w:rPr>
+                <w:color w:val="1F1F1F"/>
+              </w:rPr>
+            </w:pPr>
+            <w:r>
+              <w:rPr>
+                <w:b/>
+                <w:bCs/>
+                <w:color w:val="1F1F1F"/>
+                <w:bdr w:val="none" w:sz="0" w:space="0" w:color="auto" w:frame="1"/>
+              </w:rPr>
+              <w:t>Evolución:</w:t>
+            </w:r>
+            <w:r>
+              <w:rPr>
+                <w:color w:val="1F1F1F"/>
+                <w:bdr w:val="none" w:sz="0" w:space="0" w:color="auto" w:frame="1"/>
+              </w:rPr>
+              <w:t xml:space="preserve"> Se ha pasado de normativas abstractas a políticas operativas claras (enmascarado, interpolación y control de ingesta).</w:t>
+            </w:r>
+          </w:p>
+        </w:tc>
+      </w:tr>
+      <w:tr>
+        <w:tc>
+          <w:tcPr>
+            <w:cnfStyle w:val="001000000000" w:firstRow="0" w:lastRow="0" w:firstColumn="1" w:lastColumn="0" w:oddVBand="0" w:evenVBand="0" w:oddHBand="0" w:evenHBand="0" w:firstRowFirstColumn="0" w:firstRowLastColumn="0" w:lastRowFirstColumn="0" w:lastRowLastColumn="0"/>
+            <w:tcW w:w="0" w:type="auto"/>
+            <w:hideMark/>
+          </w:tcPr>
+          <w:p>
+            <w:pPr>
+              <w:rPr>
+                <w:color w:val="1F1F1F"/>
+              </w:rPr>
+            </w:pPr>
+          </w:p>
+        </w:tc>
+        <w:tc>
+          <w:tcPr>
+            <w:tcW w:w="0" w:type="auto"/>
+            <w:hideMark/>
+          </w:tcPr>
+          <w:p>
+            <w:pPr>
+              <w:cnfStyle w:val="000000000000" w:firstRow="0" w:lastRow="0" w:firstColumn="0" w:lastColumn="0" w:oddVBand="0" w:evenVBand="0" w:oddHBand="0" w:evenHBand="0" w:firstRowFirstColumn="0" w:firstRowLastColumn="0" w:lastRowFirstColumn="0" w:lastRowLastColumn="0"/>
+              <w:rPr>
+                <w:color w:val="1F1F1F"/>
+              </w:rPr>
+            </w:pPr>
+            <w:r>
+              <w:rPr>
+                <w:b/>
+                <w:bCs/>
+                <w:color w:val="1F1F1F"/>
+                <w:bdr w:val="none" w:sz="0" w:space="0" w:color="auto" w:frame="1"/>
+              </w:rPr>
+              <w:t>EstOrg</w:t>
+            </w:r>
+          </w:p>
+        </w:tc>
+        <w:tc>
+          <w:tcPr>
+            <w:tcW w:w="0" w:type="auto"/>
+            <w:hideMark/>
+          </w:tcPr>
+          <w:p>
+            <w:pPr>
+              <w:cnfStyle w:val="000000000000" w:firstRow="0" w:lastRow="0" w:firstColumn="0" w:lastColumn="0" w:oddVBand="0" w:evenVBand="0" w:oddHBand="0" w:evenHBand="0" w:firstRowFirstColumn="0" w:firstRowLastColumn="0" w:lastRowFirstColumn="0" w:lastRowLastColumn="0"/>
+              <w:rPr>
+                <w:color w:val="1F1F1F"/>
+              </w:rPr>
+            </w:pPr>
+            <w:r>
+              <w:rPr>
+                <w:b/>
+                <w:bCs/>
+                <w:color w:val="1F1F1F"/>
+                <w:bdr w:val="none" w:sz="0" w:space="0" w:color="auto" w:frame="1"/>
+              </w:rPr>
+              <w:t>N</w:t>
+            </w:r>
+            <w:r>
+              <w:rPr>
+                <w:color w:val="1F1F1F"/>
+                <w:bdr w:val="none" w:sz="0" w:space="0" w:color="auto" w:frame="1"/>
+              </w:rPr>
+              <w:t xml:space="preserve"> (Nulo)</w:t>
+            </w:r>
+          </w:p>
+        </w:tc>
+        <w:tc>
+          <w:tcPr>
+            <w:tcW w:w="1391" w:type="dxa"/>
+            <w:hideMark/>
+          </w:tcPr>
+          <w:p>
+            <w:pPr>
+              <w:cnfStyle w:val="000000000000" w:firstRow="0" w:lastRow="0" w:firstColumn="0" w:lastColumn="0" w:oddVBand="0" w:evenVBand="0" w:oddHBand="0" w:evenHBand="0" w:firstRowFirstColumn="0" w:firstRowLastColumn="0" w:lastRowFirstColumn="0" w:lastRowLastColumn="0"/>
+              <w:rPr>
+                <w:color w:val="1F1F1F"/>
+              </w:rPr>
+            </w:pPr>
+            <w:r>
+              <w:rPr>
+                <w:b/>
+                <w:bCs/>
+                <w:color w:val="1F1F1F"/>
+                <w:bdr w:val="none" w:sz="0" w:space="0" w:color="auto" w:frame="1"/>
+              </w:rPr>
+              <w:t>L</w:t>
+            </w:r>
+            <w:r>
+              <w:rPr>
+                <w:color w:val="1F1F1F"/>
+                <w:bdr w:val="none" w:sz="0" w:space="0" w:color="auto" w:frame="1"/>
+              </w:rPr>
+              <w:t xml:space="preserve"> (Amplio)</w:t>
+            </w:r>
+          </w:p>
+        </w:tc>
+        <w:tc>
+          <w:tcPr>
+            <w:tcW w:w="4246" w:type="dxa"/>
+            <w:hideMark/>
+          </w:tcPr>
+          <w:p>
+            <w:pPr>
+              <w:cnfStyle w:val="000000000000" w:firstRow="0" w:lastRow="0" w:firstColumn="0" w:lastColumn="0" w:oddVBand="0" w:evenVBand="0" w:oddHBand="0" w:evenHBand="0" w:firstRowFirstColumn="0" w:firstRowLastColumn="0" w:lastRowFirstColumn="0" w:lastRowLastColumn="0"/>
+              <w:rPr>
+                <w:color w:val="1F1F1F"/>
+              </w:rPr>
+            </w:pPr>
+            <w:r>
+              <w:rPr>
+                <w:b/>
+                <w:bCs/>
+                <w:color w:val="1F1F1F"/>
+                <w:bdr w:val="none" w:sz="0" w:space="0" w:color="auto" w:frame="1"/>
+              </w:rPr>
+              <w:t>Evolución:</w:t>
+            </w:r>
+            <w:r>
+              <w:rPr>
+                <w:color w:val="1F1F1F"/>
+                <w:bdr w:val="none" w:sz="0" w:space="0" w:color="auto" w:frame="1"/>
+              </w:rPr>
+              <w:t xml:space="preserve"> Definición operativa de los roles de </w:t>
+            </w:r>
+            <w:r>
+              <w:rPr>
+                <w:i/>
+                <w:iCs/>
+                <w:color w:val="1F1F1F"/>
+                <w:bdr w:val="none" w:sz="0" w:space="0" w:color="auto" w:frame="1"/>
+              </w:rPr>
+              <w:t>Data Steward</w:t>
+            </w:r>
+            <w:r>
+              <w:rPr>
+                <w:color w:val="1F1F1F"/>
+                <w:bdr w:val="none" w:sz="0" w:space="0" w:color="auto" w:frame="1"/>
+              </w:rPr>
+              <w:t xml:space="preserve"> e Ingeniero de Datos. </w:t>
+            </w:r>
+            <w:r>
+              <w:rPr>
+                <w:i/>
+                <w:iCs/>
+                <w:color w:val="1F1F1F"/>
+                <w:bdr w:val="none" w:sz="0" w:space="0" w:color="auto" w:frame="1"/>
+              </w:rPr>
+              <w:t>Nota:</w:t>
+            </w:r>
+            <w:r>
+              <w:rPr>
+                <w:color w:val="1F1F1F"/>
+                <w:bdr w:val="none" w:sz="0" w:space="0" w:color="auto" w:frame="1"/>
+              </w:rPr>
+              <w:t xml:space="preserve"> Falta su institucionalización formal permanente para el Nivel 3.</w:t>
+            </w:r>
+          </w:p>
+        </w:tc>
+      </w:tr>
+      <w:tr>
+        <w:trPr>
+          <w:cnfStyle w:val="000000100000" w:firstRow="0" w:lastRow="0" w:firstColumn="0" w:lastColumn="0" w:oddVBand="0" w:evenVBand="0" w:oddHBand="1" w:evenHBand="0" w:firstRowFirstColumn="0" w:firstRowLastColumn="0" w:lastRowFirstColumn="0" w:lastRowLastColumn="0"/>
+        </w:trPr>
+        <w:tc>
+          <w:tcPr>
+            <w:cnfStyle w:val="001000000000" w:firstRow="0" w:lastRow="0" w:firstColumn="1" w:lastColumn="0" w:oddVBand="0" w:evenVBand="0" w:oddHBand="0" w:evenHBand="0" w:firstRowFirstColumn="0" w:firstRowLastColumn="0" w:lastRowFirstColumn="0" w:lastRowLastColumn="0"/>
+            <w:tcW w:w="0" w:type="auto"/>
+            <w:hideMark/>
+          </w:tcPr>
+          <w:p>
+            <w:pPr>
+              <w:rPr>
+                <w:color w:val="1F1F1F"/>
+              </w:rPr>
+            </w:pPr>
+          </w:p>
+        </w:tc>
+        <w:tc>
+          <w:tcPr>
+            <w:tcW w:w="0" w:type="auto"/>
+            <w:hideMark/>
+          </w:tcPr>
+          <w:p>
+            <w:pPr>
+              <w:cnfStyle w:val="000000100000" w:firstRow="0" w:lastRow="0" w:firstColumn="0" w:lastColumn="0" w:oddVBand="0" w:evenVBand="0" w:oddHBand="1" w:evenHBand="0" w:firstRowFirstColumn="0" w:firstRowLastColumn="0" w:lastRowFirstColumn="0" w:lastRowLastColumn="0"/>
+              <w:rPr>
+                <w:color w:val="1F1F1F"/>
+              </w:rPr>
+            </w:pPr>
+            <w:r>
+              <w:rPr>
+                <w:b/>
+                <w:bCs/>
+                <w:color w:val="1F1F1F"/>
+                <w:bdr w:val="none" w:sz="0" w:space="0" w:color="auto" w:frame="1"/>
+              </w:rPr>
+              <w:t>RiesDat</w:t>
+            </w:r>
+          </w:p>
+        </w:tc>
+        <w:tc>
+          <w:tcPr>
+            <w:tcW w:w="0" w:type="auto"/>
+            <w:hideMark/>
+          </w:tcPr>
+          <w:p>
+            <w:pPr>
+              <w:cnfStyle w:val="000000100000" w:firstRow="0" w:lastRow="0" w:firstColumn="0" w:lastColumn="0" w:oddVBand="0" w:evenVBand="0" w:oddHBand="1" w:evenHBand="0" w:firstRowFirstColumn="0" w:firstRowLastColumn="0" w:lastRowFirstColumn="0" w:lastRowLastColumn="0"/>
+              <w:rPr>
+                <w:color w:val="1F1F1F"/>
+              </w:rPr>
+            </w:pPr>
+            <w:r>
+              <w:rPr>
+                <w:b/>
+                <w:bCs/>
+                <w:color w:val="1F1F1F"/>
+                <w:bdr w:val="none" w:sz="0" w:space="0" w:color="auto" w:frame="1"/>
+              </w:rPr>
+              <w:t>P</w:t>
+            </w:r>
+            <w:r>
+              <w:rPr>
+                <w:color w:val="1F1F1F"/>
+                <w:bdr w:val="none" w:sz="0" w:space="0" w:color="auto" w:frame="1"/>
+              </w:rPr>
+              <w:t xml:space="preserve"> (Parcial)</w:t>
+            </w:r>
+          </w:p>
+        </w:tc>
+        <w:tc>
+          <w:tcPr>
+            <w:tcW w:w="1391" w:type="dxa"/>
+            <w:hideMark/>
+          </w:tcPr>
+          <w:p>
+            <w:pPr>
+              <w:cnfStyle w:val="000000100000" w:firstRow="0" w:lastRow="0" w:firstColumn="0" w:lastColumn="0" w:oddVBand="0" w:evenVBand="0" w:oddHBand="1" w:evenHBand="0" w:firstRowFirstColumn="0" w:firstRowLastColumn="0" w:lastRowFirstColumn="0" w:lastRowLastColumn="0"/>
+              <w:rPr>
+                <w:color w:val="1F1F1F"/>
+              </w:rPr>
+            </w:pPr>
+            <w:r>
+              <w:rPr>
+                <w:b/>
+                <w:bCs/>
+                <w:color w:val="1F1F1F"/>
+                <w:bdr w:val="none" w:sz="0" w:space="0" w:color="auto" w:frame="1"/>
+              </w:rPr>
+              <w:t>L</w:t>
+            </w:r>
+            <w:r>
+              <w:rPr>
+                <w:color w:val="1F1F1F"/>
+                <w:bdr w:val="none" w:sz="0" w:space="0" w:color="auto" w:frame="1"/>
+              </w:rPr>
+              <w:t xml:space="preserve"> (Amplio)</w:t>
+            </w:r>
+          </w:p>
+        </w:tc>
+        <w:tc>
+          <w:tcPr>
+            <w:tcW w:w="4246" w:type="dxa"/>
+            <w:hideMark/>
+          </w:tcPr>
+          <w:p>
+            <w:pPr>
+              <w:cnfStyle w:val="000000100000" w:firstRow="0" w:lastRow="0" w:firstColumn="0" w:lastColumn="0" w:oddVBand="0" w:evenVBand="0" w:oddHBand="1" w:evenHBand="0" w:firstRowFirstColumn="0" w:firstRowLastColumn="0" w:lastRowFirstColumn="0" w:lastRowLastColumn="0"/>
+              <w:rPr>
+                <w:color w:val="1F1F1F"/>
+              </w:rPr>
+            </w:pPr>
+            <w:r>
+              <w:rPr>
+                <w:b/>
+                <w:bCs/>
+                <w:color w:val="1F1F1F"/>
+                <w:bdr w:val="none" w:sz="0" w:space="0" w:color="auto" w:frame="1"/>
+              </w:rPr>
+              <w:t>Evolución:</w:t>
+            </w:r>
+            <w:r>
+              <w:rPr>
+                <w:color w:val="1F1F1F"/>
+                <w:bdr w:val="none" w:sz="0" w:space="0" w:color="auto" w:frame="1"/>
+              </w:rPr>
+              <w:t xml:space="preserve"> Se mitiga el riesgo legal identificando los datos sensibles (PII) en el Catálogo, sentando las bases para el control de accesos.</w:t>
+            </w:r>
+          </w:p>
+        </w:tc>
+      </w:tr>
+      <w:tr>
+        <w:tc>
+          <w:tcPr>
+            <w:cnfStyle w:val="001000000000" w:firstRow="0" w:lastRow="0" w:firstColumn="1" w:lastColumn="0" w:oddVBand="0" w:evenVBand="0" w:oddHBand="0" w:evenHBand="0" w:firstRowFirstColumn="0" w:firstRowLastColumn="0" w:lastRowFirstColumn="0" w:lastRowLastColumn="0"/>
+            <w:tcW w:w="0" w:type="auto"/>
+            <w:hideMark/>
+          </w:tcPr>
+          <w:p>
+            <w:pPr>
+              <w:rPr>
+                <w:color w:val="1F1F1F"/>
+              </w:rPr>
+            </w:pPr>
+            <w:r>
+              <w:rPr>
+                <w:color w:val="1F1F1F"/>
+                <w:bdr w:val="none" w:sz="0" w:space="0" w:color="auto" w:frame="1"/>
+              </w:rPr>
+              <w:t>Gestión (UNE 0078)</w:t>
+            </w:r>
+          </w:p>
+        </w:tc>
+        <w:tc>
+          <w:tcPr>
+            <w:tcW w:w="0" w:type="auto"/>
+            <w:hideMark/>
+          </w:tcPr>
+          <w:p>
+            <w:pPr>
+              <w:cnfStyle w:val="000000000000" w:firstRow="0" w:lastRow="0" w:firstColumn="0" w:lastColumn="0" w:oddVBand="0" w:evenVBand="0" w:oddHBand="0" w:evenHBand="0" w:firstRowFirstColumn="0" w:firstRowLastColumn="0" w:lastRowFirstColumn="0" w:lastRowLastColumn="0"/>
+              <w:rPr>
+                <w:color w:val="1F1F1F"/>
+              </w:rPr>
+            </w:pPr>
+            <w:r>
+              <w:rPr>
+                <w:b/>
+                <w:bCs/>
+                <w:color w:val="1F1F1F"/>
+                <w:bdr w:val="none" w:sz="0" w:space="0" w:color="auto" w:frame="1"/>
+              </w:rPr>
+              <w:t>InfrTec</w:t>
+            </w:r>
+          </w:p>
+        </w:tc>
+        <w:tc>
+          <w:tcPr>
+            <w:tcW w:w="0" w:type="auto"/>
+            <w:hideMark/>
+          </w:tcPr>
+          <w:p>
+            <w:pPr>
+              <w:cnfStyle w:val="000000000000" w:firstRow="0" w:lastRow="0" w:firstColumn="0" w:lastColumn="0" w:oddVBand="0" w:evenVBand="0" w:oddHBand="0" w:evenHBand="0" w:firstRowFirstColumn="0" w:firstRowLastColumn="0" w:lastRowFirstColumn="0" w:lastRowLastColumn="0"/>
+              <w:rPr>
+                <w:color w:val="1F1F1F"/>
+              </w:rPr>
+            </w:pPr>
+            <w:r>
+              <w:rPr>
+                <w:b/>
+                <w:bCs/>
+                <w:color w:val="1F1F1F"/>
+                <w:bdr w:val="none" w:sz="0" w:space="0" w:color="auto" w:frame="1"/>
+              </w:rPr>
+              <w:t>P</w:t>
+            </w:r>
+            <w:r>
+              <w:rPr>
+                <w:color w:val="1F1F1F"/>
+                <w:bdr w:val="none" w:sz="0" w:space="0" w:color="auto" w:frame="1"/>
+              </w:rPr>
+              <w:t xml:space="preserve"> (Parcial)</w:t>
+            </w:r>
+          </w:p>
+        </w:tc>
+        <w:tc>
+          <w:tcPr>
+            <w:tcW w:w="1391" w:type="dxa"/>
+            <w:hideMark/>
+          </w:tcPr>
+          <w:p>
+            <w:pPr>
+              <w:cnfStyle w:val="000000000000" w:firstRow="0" w:lastRow="0" w:firstColumn="0" w:lastColumn="0" w:oddVBand="0" w:evenVBand="0" w:oddHBand="0" w:evenHBand="0" w:firstRowFirstColumn="0" w:firstRowLastColumn="0" w:lastRowFirstColumn="0" w:lastRowLastColumn="0"/>
+              <w:rPr>
+                <w:color w:val="1F1F1F"/>
+              </w:rPr>
+            </w:pPr>
+            <w:r>
+              <w:rPr>
+                <w:b/>
+                <w:bCs/>
+                <w:color w:val="1F1F1F"/>
+                <w:bdr w:val="none" w:sz="0" w:space="0" w:color="auto" w:frame="1"/>
+              </w:rPr>
+              <w:t>L</w:t>
+            </w:r>
+            <w:r>
+              <w:rPr>
+                <w:color w:val="1F1F1F"/>
+                <w:bdr w:val="none" w:sz="0" w:space="0" w:color="auto" w:frame="1"/>
+              </w:rPr>
+              <w:t xml:space="preserve"> (Amplio)</w:t>
+            </w:r>
+          </w:p>
+        </w:tc>
+        <w:tc>
+          <w:tcPr>
+            <w:tcW w:w="4246" w:type="dxa"/>
+            <w:hideMark/>
+          </w:tcPr>
+          <w:p>
+            <w:pPr>
+              <w:cnfStyle w:val="000000000000" w:firstRow="0" w:lastRow="0" w:firstColumn="0" w:lastColumn="0" w:oddVBand="0" w:evenVBand="0" w:oddHBand="0" w:evenHBand="0" w:firstRowFirstColumn="0" w:firstRowLastColumn="0" w:lastRowFirstColumn="0" w:lastRowLastColumn="0"/>
+              <w:rPr>
+                <w:color w:val="1F1F1F"/>
+              </w:rPr>
+            </w:pPr>
+            <w:r>
+              <w:rPr>
+                <w:b/>
+                <w:bCs/>
+                <w:color w:val="1F1F1F"/>
+                <w:bdr w:val="none" w:sz="0" w:space="0" w:color="auto" w:frame="1"/>
+              </w:rPr>
+              <w:t>Evolución:</w:t>
+            </w:r>
+            <w:r>
+              <w:rPr>
+                <w:color w:val="1F1F1F"/>
+                <w:bdr w:val="none" w:sz="0" w:space="0" w:color="auto" w:frame="1"/>
+              </w:rPr>
+              <w:t xml:space="preserve"> La arquitectura centralizada del MDM Hub rompe la infraestructura de silos y soporta el almacenamiento unificado.</w:t>
+            </w:r>
+          </w:p>
+        </w:tc>
+      </w:tr>
+      <w:tr>
+        <w:trPr>
+          <w:cnfStyle w:val="000000100000" w:firstRow="0" w:lastRow="0" w:firstColumn="0" w:lastColumn="0" w:oddVBand="0" w:evenVBand="0" w:oddHBand="1" w:evenHBand="0" w:firstRowFirstColumn="0" w:firstRowLastColumn="0" w:lastRowFirstColumn="0" w:lastRowLastColumn="0"/>
+        </w:trPr>
+        <w:tc>
+          <w:tcPr>
+            <w:cnfStyle w:val="001000000000" w:firstRow="0" w:lastRow="0" w:firstColumn="1" w:lastColumn="0" w:oddVBand="0" w:evenVBand="0" w:oddHBand="0" w:evenHBand="0" w:firstRowFirstColumn="0" w:firstRowLastColumn="0" w:lastRowFirstColumn="0" w:lastRowLastColumn="0"/>
+            <w:tcW w:w="0" w:type="auto"/>
+            <w:hideMark/>
+          </w:tcPr>
+          <w:p>
+            <w:pPr>
+              <w:rPr>
+                <w:color w:val="1F1F1F"/>
+              </w:rPr>
+            </w:pPr>
+          </w:p>
+        </w:tc>
+        <w:tc>
+          <w:tcPr>
+            <w:tcW w:w="0" w:type="auto"/>
+            <w:hideMark/>
+          </w:tcPr>
+          <w:p>
+            <w:pPr>
+              <w:cnfStyle w:val="000000100000" w:firstRow="0" w:lastRow="0" w:firstColumn="0" w:lastColumn="0" w:oddVBand="0" w:evenVBand="0" w:oddHBand="1" w:evenHBand="0" w:firstRowFirstColumn="0" w:firstRowLastColumn="0" w:lastRowFirstColumn="0" w:lastRowLastColumn="0"/>
+              <w:rPr>
+                <w:color w:val="1F1F1F"/>
+              </w:rPr>
+            </w:pPr>
+            <w:r>
+              <w:rPr>
+                <w:b/>
+                <w:bCs/>
+                <w:color w:val="1F1F1F"/>
+                <w:bdr w:val="none" w:sz="0" w:space="0" w:color="auto" w:frame="1"/>
+              </w:rPr>
+              <w:t>ProcDat</w:t>
+            </w:r>
+          </w:p>
+        </w:tc>
+        <w:tc>
+          <w:tcPr>
+            <w:tcW w:w="0" w:type="auto"/>
+            <w:hideMark/>
+          </w:tcPr>
+          <w:p>
+            <w:pPr>
+              <w:cnfStyle w:val="000000100000" w:firstRow="0" w:lastRow="0" w:firstColumn="0" w:lastColumn="0" w:oddVBand="0" w:evenVBand="0" w:oddHBand="1" w:evenHBand="0" w:firstRowFirstColumn="0" w:firstRowLastColumn="0" w:lastRowFirstColumn="0" w:lastRowLastColumn="0"/>
+              <w:rPr>
+                <w:color w:val="1F1F1F"/>
+              </w:rPr>
+            </w:pPr>
+            <w:r>
+              <w:rPr>
+                <w:b/>
+                <w:bCs/>
+                <w:color w:val="1F1F1F"/>
+                <w:bdr w:val="none" w:sz="0" w:space="0" w:color="auto" w:frame="1"/>
+              </w:rPr>
+              <w:t>P</w:t>
+            </w:r>
+            <w:r>
+              <w:rPr>
+                <w:color w:val="1F1F1F"/>
+                <w:bdr w:val="none" w:sz="0" w:space="0" w:color="auto" w:frame="1"/>
+              </w:rPr>
+              <w:t xml:space="preserve"> (Parcial)</w:t>
+            </w:r>
+          </w:p>
+        </w:tc>
+        <w:tc>
+          <w:tcPr>
+            <w:tcW w:w="1391" w:type="dxa"/>
+            <w:hideMark/>
+          </w:tcPr>
+          <w:p>
+            <w:pPr>
+              <w:cnfStyle w:val="000000100000" w:firstRow="0" w:lastRow="0" w:firstColumn="0" w:lastColumn="0" w:oddVBand="0" w:evenVBand="0" w:oddHBand="1" w:evenHBand="0" w:firstRowFirstColumn="0" w:firstRowLastColumn="0" w:lastRowFirstColumn="0" w:lastRowLastColumn="0"/>
+              <w:rPr>
+                <w:color w:val="1F1F1F"/>
+              </w:rPr>
+            </w:pPr>
+            <w:r>
+              <w:rPr>
+                <w:b/>
+                <w:bCs/>
+                <w:color w:val="1F1F1F"/>
+                <w:bdr w:val="none" w:sz="0" w:space="0" w:color="auto" w:frame="1"/>
+              </w:rPr>
+              <w:t>L</w:t>
+            </w:r>
+            <w:r>
+              <w:rPr>
+                <w:color w:val="1F1F1F"/>
+                <w:bdr w:val="none" w:sz="0" w:space="0" w:color="auto" w:frame="1"/>
+              </w:rPr>
+              <w:t xml:space="preserve"> (Amplio)</w:t>
+            </w:r>
+          </w:p>
+        </w:tc>
+        <w:tc>
+          <w:tcPr>
+            <w:tcW w:w="4246" w:type="dxa"/>
+            <w:hideMark/>
+          </w:tcPr>
+          <w:p>
+            <w:pPr>
+              <w:cnfStyle w:val="000000100000" w:firstRow="0" w:lastRow="0" w:firstColumn="0" w:lastColumn="0" w:oddVBand="0" w:evenVBand="0" w:oddHBand="1" w:evenHBand="0" w:firstRowFirstColumn="0" w:firstRowLastColumn="0" w:lastRowFirstColumn="0" w:lastRowLastColumn="0"/>
+              <w:rPr>
+                <w:color w:val="1F1F1F"/>
+              </w:rPr>
+            </w:pPr>
+            <w:r>
+              <w:rPr>
+                <w:b/>
+                <w:bCs/>
+                <w:color w:val="1F1F1F"/>
+                <w:bdr w:val="none" w:sz="0" w:space="0" w:color="auto" w:frame="1"/>
+              </w:rPr>
+              <w:t>Evolución:</w:t>
+            </w:r>
+            <w:r>
+              <w:rPr>
+                <w:color w:val="1F1F1F"/>
+                <w:bdr w:val="none" w:sz="0" w:space="0" w:color="auto" w:frame="1"/>
+              </w:rPr>
+              <w:t xml:space="preserve"> Automatización de flujos transaccionales y procesos ETL limpios dirigidos hacia el motor de datos maestros.</w:t>
+            </w:r>
+          </w:p>
+        </w:tc>
+      </w:tr>
+      <w:tr>
+        <w:tc>
+          <w:tcPr>
+            <w:cnfStyle w:val="001000000000" w:firstRow="0" w:lastRow="0" w:firstColumn="1" w:lastColumn="0" w:oddVBand="0" w:evenVBand="0" w:oddHBand="0" w:evenHBand="0" w:firstRowFirstColumn="0" w:firstRowLastColumn="0" w:lastRowFirstColumn="0" w:lastRowLastColumn="0"/>
+            <w:tcW w:w="0" w:type="auto"/>
+            <w:hideMark/>
+          </w:tcPr>
+          <w:p>
+            <w:pPr>
+              <w:rPr>
+                <w:color w:val="1F1F1F"/>
+              </w:rPr>
+            </w:pPr>
+          </w:p>
+        </w:tc>
+        <w:tc>
+          <w:tcPr>
+            <w:tcW w:w="0" w:type="auto"/>
+            <w:hideMark/>
+          </w:tcPr>
+          <w:p>
+            <w:pPr>
+              <w:cnfStyle w:val="000000000000" w:firstRow="0" w:lastRow="0" w:firstColumn="0" w:lastColumn="0" w:oddVBand="0" w:evenVBand="0" w:oddHBand="0" w:evenHBand="0" w:firstRowFirstColumn="0" w:firstRowLastColumn="0" w:lastRowFirstColumn="0" w:lastRowLastColumn="0"/>
+              <w:rPr>
+                <w:color w:val="1F1F1F"/>
+              </w:rPr>
+            </w:pPr>
+            <w:r>
+              <w:rPr>
+                <w:b/>
+                <w:bCs/>
+                <w:color w:val="1F1F1F"/>
+                <w:bdr w:val="none" w:sz="0" w:space="0" w:color="auto" w:frame="1"/>
+              </w:rPr>
+              <w:t>MetDat</w:t>
+            </w:r>
+          </w:p>
+        </w:tc>
+        <w:tc>
+          <w:tcPr>
+            <w:tcW w:w="0" w:type="auto"/>
+            <w:hideMark/>
+          </w:tcPr>
+          <w:p>
+            <w:pPr>
+              <w:cnfStyle w:val="000000000000" w:firstRow="0" w:lastRow="0" w:firstColumn="0" w:lastColumn="0" w:oddVBand="0" w:evenVBand="0" w:oddHBand="0" w:evenHBand="0" w:firstRowFirstColumn="0" w:firstRowLastColumn="0" w:lastRowFirstColumn="0" w:lastRowLastColumn="0"/>
+              <w:rPr>
+                <w:color w:val="1F1F1F"/>
+              </w:rPr>
+            </w:pPr>
+            <w:r>
+              <w:rPr>
+                <w:b/>
+                <w:bCs/>
+                <w:color w:val="1F1F1F"/>
+                <w:bdr w:val="none" w:sz="0" w:space="0" w:color="auto" w:frame="1"/>
+              </w:rPr>
+              <w:t>P</w:t>
+            </w:r>
+            <w:r>
+              <w:rPr>
+                <w:color w:val="1F1F1F"/>
+                <w:bdr w:val="none" w:sz="0" w:space="0" w:color="auto" w:frame="1"/>
+              </w:rPr>
+              <w:t xml:space="preserve"> (Parcial)</w:t>
+            </w:r>
+          </w:p>
+        </w:tc>
+        <w:tc>
+          <w:tcPr>
+            <w:tcW w:w="1391" w:type="dxa"/>
+            <w:hideMark/>
+          </w:tcPr>
+          <w:p>
+            <w:pPr>
+              <w:cnfStyle w:val="000000000000" w:firstRow="0" w:lastRow="0" w:firstColumn="0" w:lastColumn="0" w:oddVBand="0" w:evenVBand="0" w:oddHBand="0" w:evenHBand="0" w:firstRowFirstColumn="0" w:firstRowLastColumn="0" w:lastRowFirstColumn="0" w:lastRowLastColumn="0"/>
+              <w:rPr>
+                <w:color w:val="1F1F1F"/>
+              </w:rPr>
+            </w:pPr>
+            <w:r>
+              <w:rPr>
+                <w:b/>
+                <w:bCs/>
+                <w:color w:val="1F1F1F"/>
+                <w:bdr w:val="none" w:sz="0" w:space="0" w:color="auto" w:frame="1"/>
+              </w:rPr>
+              <w:t>F</w:t>
+            </w:r>
+            <w:r>
+              <w:rPr>
+                <w:color w:val="1F1F1F"/>
+                <w:bdr w:val="none" w:sz="0" w:space="0" w:color="auto" w:frame="1"/>
+              </w:rPr>
+              <w:t xml:space="preserve"> (Completo)</w:t>
+            </w:r>
+          </w:p>
+        </w:tc>
+        <w:tc>
+          <w:tcPr>
+            <w:tcW w:w="4246" w:type="dxa"/>
+            <w:hideMark/>
+          </w:tcPr>
+          <w:p>
+            <w:pPr>
+              <w:cnfStyle w:val="000000000000" w:firstRow="0" w:lastRow="0" w:firstColumn="0" w:lastColumn="0" w:oddVBand="0" w:evenVBand="0" w:oddHBand="0" w:evenHBand="0" w:firstRowFirstColumn="0" w:firstRowLastColumn="0" w:lastRowFirstColumn="0" w:lastRowLastColumn="0"/>
+              <w:rPr>
+                <w:color w:val="1F1F1F"/>
+              </w:rPr>
+            </w:pPr>
+            <w:r>
+              <w:rPr>
+                <w:b/>
+                <w:bCs/>
+                <w:color w:val="1F1F1F"/>
+                <w:bdr w:val="none" w:sz="0" w:space="0" w:color="auto" w:frame="1"/>
+              </w:rPr>
+              <w:t>Evolución:</w:t>
+            </w:r>
+            <w:r>
+              <w:rPr>
+                <w:color w:val="1F1F1F"/>
+                <w:bdr w:val="none" w:sz="0" w:space="0" w:color="auto" w:frame="1"/>
+              </w:rPr>
+              <w:t xml:space="preserve"> Éxito rotundo. El Glosario de Negocio, el Catálogo Técnico y el Diccionario eliminan por completo la ambigüedad y facilitan la reutilización.</w:t>
+            </w:r>
+          </w:p>
+        </w:tc>
+      </w:tr>
+      <w:tr>
+        <w:trPr>
+          <w:cnfStyle w:val="000000100000" w:firstRow="0" w:lastRow="0" w:firstColumn="0" w:lastColumn="0" w:oddVBand="0" w:evenVBand="0" w:oddHBand="1" w:evenHBand="0" w:firstRowFirstColumn="0" w:firstRowLastColumn="0" w:lastRowFirstColumn="0" w:lastRowLastColumn="0"/>
+        </w:trPr>
+        <w:tc>
+          <w:tcPr>
+            <w:cnfStyle w:val="001000000000" w:firstRow="0" w:lastRow="0" w:firstColumn="1" w:lastColumn="0" w:oddVBand="0" w:evenVBand="0" w:oddHBand="0" w:evenHBand="0" w:firstRowFirstColumn="0" w:firstRowLastColumn="0" w:lastRowFirstColumn="0" w:lastRowLastColumn="0"/>
+            <w:tcW w:w="0" w:type="auto"/>
+            <w:hideMark/>
+          </w:tcPr>
+          <w:p>
+            <w:pPr>
+              <w:rPr>
+                <w:color w:val="1F1F1F"/>
+              </w:rPr>
+            </w:pPr>
+            <w:r>
+              <w:rPr>
+                <w:color w:val="1F1F1F"/>
+                <w:bdr w:val="none" w:sz="0" w:space="0" w:color="auto" w:frame="1"/>
+              </w:rPr>
+              <w:t>Calidad (UNE 0079)</w:t>
+            </w:r>
+          </w:p>
+        </w:tc>
+        <w:tc>
+          <w:tcPr>
+            <w:tcW w:w="0" w:type="auto"/>
+            <w:hideMark/>
+          </w:tcPr>
+          <w:p>
+            <w:pPr>
+              <w:cnfStyle w:val="000000100000" w:firstRow="0" w:lastRow="0" w:firstColumn="0" w:lastColumn="0" w:oddVBand="0" w:evenVBand="0" w:oddHBand="1" w:evenHBand="0" w:firstRowFirstColumn="0" w:firstRowLastColumn="0" w:lastRowFirstColumn="0" w:lastRowLastColumn="0"/>
+              <w:rPr>
+                <w:color w:val="1F1F1F"/>
+              </w:rPr>
+            </w:pPr>
+            <w:r>
+              <w:rPr>
+                <w:b/>
+                <w:bCs/>
+                <w:color w:val="1F1F1F"/>
+                <w:bdr w:val="none" w:sz="0" w:space="0" w:color="auto" w:frame="1"/>
+              </w:rPr>
+              <w:t>CtrlDQ</w:t>
+            </w:r>
+          </w:p>
+        </w:tc>
+        <w:tc>
+          <w:tcPr>
+            <w:tcW w:w="0" w:type="auto"/>
+            <w:hideMark/>
+          </w:tcPr>
+          <w:p>
+            <w:pPr>
+              <w:cnfStyle w:val="000000100000" w:firstRow="0" w:lastRow="0" w:firstColumn="0" w:lastColumn="0" w:oddVBand="0" w:evenVBand="0" w:oddHBand="1" w:evenHBand="0" w:firstRowFirstColumn="0" w:firstRowLastColumn="0" w:lastRowFirstColumn="0" w:lastRowLastColumn="0"/>
+              <w:rPr>
+                <w:color w:val="1F1F1F"/>
+              </w:rPr>
+            </w:pPr>
+            <w:r>
+              <w:rPr>
+                <w:b/>
+                <w:bCs/>
+                <w:color w:val="1F1F1F"/>
+                <w:bdr w:val="none" w:sz="0" w:space="0" w:color="auto" w:frame="1"/>
+              </w:rPr>
+              <w:t>P</w:t>
+            </w:r>
+            <w:r>
+              <w:rPr>
+                <w:color w:val="1F1F1F"/>
+                <w:bdr w:val="none" w:sz="0" w:space="0" w:color="auto" w:frame="1"/>
+              </w:rPr>
+              <w:t xml:space="preserve"> (Parcial)</w:t>
+            </w:r>
+          </w:p>
+        </w:tc>
+        <w:tc>
+          <w:tcPr>
+            <w:tcW w:w="1391" w:type="dxa"/>
+            <w:hideMark/>
+          </w:tcPr>
+          <w:p>
+            <w:pPr>
+              <w:cnfStyle w:val="000000100000" w:firstRow="0" w:lastRow="0" w:firstColumn="0" w:lastColumn="0" w:oddVBand="0" w:evenVBand="0" w:oddHBand="1" w:evenHBand="0" w:firstRowFirstColumn="0" w:firstRowLastColumn="0" w:lastRowFirstColumn="0" w:lastRowLastColumn="0"/>
+              <w:rPr>
+                <w:color w:val="1F1F1F"/>
+              </w:rPr>
+            </w:pPr>
+            <w:r>
+              <w:rPr>
+                <w:b/>
+                <w:bCs/>
+                <w:color w:val="1F1F1F"/>
+                <w:bdr w:val="none" w:sz="0" w:space="0" w:color="auto" w:frame="1"/>
+              </w:rPr>
+              <w:t>F</w:t>
+            </w:r>
+            <w:r>
+              <w:rPr>
+                <w:color w:val="1F1F1F"/>
+                <w:bdr w:val="none" w:sz="0" w:space="0" w:color="auto" w:frame="1"/>
+              </w:rPr>
+              <w:t xml:space="preserve"> (Completo)</w:t>
+            </w:r>
+          </w:p>
+        </w:tc>
+        <w:tc>
+          <w:tcPr>
+            <w:tcW w:w="4246" w:type="dxa"/>
+            <w:hideMark/>
+          </w:tcPr>
+          <w:p>
+            <w:pPr>
+              <w:cnfStyle w:val="000000100000" w:firstRow="0" w:lastRow="0" w:firstColumn="0" w:lastColumn="0" w:oddVBand="0" w:evenVBand="0" w:oddHBand="1" w:evenHBand="0" w:firstRowFirstColumn="0" w:firstRowLastColumn="0" w:lastRowFirstColumn="0" w:lastRowLastColumn="0"/>
+              <w:rPr>
+                <w:color w:val="1F1F1F"/>
+              </w:rPr>
+            </w:pPr>
+            <w:r>
+              <w:rPr>
+                <w:b/>
+                <w:bCs/>
+                <w:color w:val="1F1F1F"/>
+                <w:bdr w:val="none" w:sz="0" w:space="0" w:color="auto" w:frame="1"/>
+              </w:rPr>
+              <w:t>Evolución:</w:t>
+            </w:r>
+            <w:r>
+              <w:rPr>
+                <w:color w:val="1F1F1F"/>
+                <w:bdr w:val="none" w:sz="0" w:space="0" w:color="auto" w:frame="1"/>
+              </w:rPr>
+              <w:t xml:space="preserve"> Los informes ya no tienen errores de cálculo. El perfilado diario monitoriza las métricas y KPIs garantizando un "Dato Certificado".</w:t>
+            </w:r>
+          </w:p>
+        </w:tc>
+      </w:tr>
+      <w:tr>
+        <w:tc>
+          <w:tcPr>
+            <w:cnfStyle w:val="001000000000" w:firstRow="0" w:lastRow="0" w:firstColumn="1" w:lastColumn="0" w:oddVBand="0" w:evenVBand="0" w:oddHBand="0" w:evenHBand="0" w:firstRowFirstColumn="0" w:firstRowLastColumn="0" w:lastRowFirstColumn="0" w:lastRowLastColumn="0"/>
+            <w:tcW w:w="0" w:type="auto"/>
+            <w:hideMark/>
+          </w:tcPr>
+          <w:p>
+            <w:pPr>
+              <w:rPr>
+                <w:color w:val="1F1F1F"/>
+              </w:rPr>
+            </w:pPr>
+          </w:p>
+        </w:tc>
+        <w:tc>
+          <w:tcPr>
+            <w:tcW w:w="0" w:type="auto"/>
+            <w:hideMark/>
+          </w:tcPr>
+          <w:p>
+            <w:pPr>
+              <w:cnfStyle w:val="000000000000" w:firstRow="0" w:lastRow="0" w:firstColumn="0" w:lastColumn="0" w:oddVBand="0" w:evenVBand="0" w:oddHBand="0" w:evenHBand="0" w:firstRowFirstColumn="0" w:firstRowLastColumn="0" w:lastRowFirstColumn="0" w:lastRowLastColumn="0"/>
+              <w:rPr>
+                <w:color w:val="1F1F1F"/>
+              </w:rPr>
+            </w:pPr>
+            <w:r>
+              <w:rPr>
+                <w:b/>
+                <w:bCs/>
+                <w:color w:val="1F1F1F"/>
+                <w:bdr w:val="none" w:sz="0" w:space="0" w:color="auto" w:frame="1"/>
+              </w:rPr>
+              <w:t>PlanDQ</w:t>
+            </w:r>
+          </w:p>
+        </w:tc>
+        <w:tc>
+          <w:tcPr>
+            <w:tcW w:w="0" w:type="auto"/>
+            <w:hideMark/>
+          </w:tcPr>
+          <w:p>
+            <w:pPr>
+              <w:cnfStyle w:val="000000000000" w:firstRow="0" w:lastRow="0" w:firstColumn="0" w:lastColumn="0" w:oddVBand="0" w:evenVBand="0" w:oddHBand="0" w:evenHBand="0" w:firstRowFirstColumn="0" w:firstRowLastColumn="0" w:lastRowFirstColumn="0" w:lastRowLastColumn="0"/>
+              <w:rPr>
+                <w:color w:val="1F1F1F"/>
+              </w:rPr>
+            </w:pPr>
+            <w:r>
+              <w:rPr>
+                <w:b/>
+                <w:bCs/>
+                <w:color w:val="1F1F1F"/>
+                <w:bdr w:val="none" w:sz="0" w:space="0" w:color="auto" w:frame="1"/>
+              </w:rPr>
+              <w:t>N</w:t>
+            </w:r>
+            <w:r>
+              <w:rPr>
+                <w:color w:val="1F1F1F"/>
+                <w:bdr w:val="none" w:sz="0" w:space="0" w:color="auto" w:frame="1"/>
+              </w:rPr>
+              <w:t xml:space="preserve"> (Nulo)</w:t>
+            </w:r>
+          </w:p>
+        </w:tc>
+        <w:tc>
+          <w:tcPr>
+            <w:tcW w:w="1391" w:type="dxa"/>
+            <w:hideMark/>
+          </w:tcPr>
+          <w:p>
+            <w:pPr>
+              <w:cnfStyle w:val="000000000000" w:firstRow="0" w:lastRow="0" w:firstColumn="0" w:lastColumn="0" w:oddVBand="0" w:evenVBand="0" w:oddHBand="0" w:evenHBand="0" w:firstRowFirstColumn="0" w:firstRowLastColumn="0" w:lastRowFirstColumn="0" w:lastRowLastColumn="0"/>
+              <w:rPr>
+                <w:color w:val="1F1F1F"/>
+              </w:rPr>
+            </w:pPr>
+            <w:r>
+              <w:rPr>
+                <w:b/>
+                <w:bCs/>
+                <w:color w:val="1F1F1F"/>
+                <w:bdr w:val="none" w:sz="0" w:space="0" w:color="auto" w:frame="1"/>
+              </w:rPr>
+              <w:t>L</w:t>
+            </w:r>
+            <w:r>
+              <w:rPr>
+                <w:color w:val="1F1F1F"/>
+                <w:bdr w:val="none" w:sz="0" w:space="0" w:color="auto" w:frame="1"/>
+              </w:rPr>
+              <w:t xml:space="preserve"> (Amplio)</w:t>
+            </w:r>
+          </w:p>
+        </w:tc>
+        <w:tc>
+          <w:tcPr>
+            <w:tcW w:w="4246" w:type="dxa"/>
+            <w:hideMark/>
+          </w:tcPr>
+          <w:p>
+            <w:pPr>
+              <w:cnfStyle w:val="000000000000" w:firstRow="0" w:lastRow="0" w:firstColumn="0" w:lastColumn="0" w:oddVBand="0" w:evenVBand="0" w:oddHBand="0" w:evenHBand="0" w:firstRowFirstColumn="0" w:firstRowLastColumn="0" w:lastRowFirstColumn="0" w:lastRowLastColumn="0"/>
+              <w:rPr>
+                <w:color w:val="1F1F1F"/>
+              </w:rPr>
+            </w:pPr>
+            <w:r>
+              <w:rPr>
+                <w:b/>
+                <w:bCs/>
+                <w:color w:val="1F1F1F"/>
+                <w:bdr w:val="none" w:sz="0" w:space="0" w:color="auto" w:frame="1"/>
+              </w:rPr>
+              <w:t>Evolución:</w:t>
+            </w:r>
+            <w:r>
+              <w:rPr>
+                <w:color w:val="1F1F1F"/>
+                <w:bdr w:val="none" w:sz="0" w:space="0" w:color="auto" w:frame="1"/>
+              </w:rPr>
+              <w:t xml:space="preserve"> Se abandona la reactividad operativa al implantar umbrales preventivos automáticos (como el límite del 2% de nulos) antes de la IA.</w:t>
+            </w:r>
+          </w:p>
+        </w:tc>
+      </w:tr>
+    </w:tbl>
+    <w:p>
+      <w:pPr>
+        <w:spacing w:before="100" w:beforeAutospacing="1" w:after="100" w:afterAutospacing="1" w:line="276" w:lineRule="auto"/>
+        <w:jc w:val="both"/>
+        <w:outlineLvl w:val="2"/>
+        <w:rPr>
+          <w:b/>
+          <w:bCs/>
           <w:color w:val="2F5496" w:themeColor="accent1" w:themeShade="BF"/>
-        </w:rPr>
-      </w:pPr>
-      <w:r>
-        <w:rPr>
+          <w:sz w:val="27"/>
+          <w:szCs w:val="27"/>
+        </w:rPr>
+      </w:pPr>
+      <w:bookmarkStart w:id="9" w:name="_Toc228656203"/>
+      <w:r>
+        <w:rPr>
+          <w:b/>
+          <w:bCs/>
           <w:color w:val="2F5496" w:themeColor="accent1" w:themeShade="BF"/>
+          <w:sz w:val="27"/>
+          <w:szCs w:val="27"/>
         </w:rPr>
         <w:t>Plan de Mejora</w:t>
       </w:r>
+      <w:bookmarkEnd w:id="9"/>
     </w:p>
     <w:p>
       <w:pPr>
-        <w:pStyle w:val="NormalWeb"/>
-        <w:spacing w:line="276" w:lineRule="auto"/>
+        <w:spacing w:before="100" w:beforeAutospacing="1" w:after="100" w:afterAutospacing="1" w:line="276" w:lineRule="auto"/>
         <w:jc w:val="both"/>
       </w:pPr>
       <w:r>
@@ -1272,15 +2353,7 @@
         <w:t>no es suficiente</w:t>
       </w:r>
       <w:r>
-        <w:t xml:space="preserve"> para una multinacional de la escala de </w:t>
-      </w:r>
-      <w:proofErr w:type="spellStart"/>
-      <w:r>
-        <w:t>EnergiTech</w:t>
-      </w:r>
-      <w:proofErr w:type="spellEnd"/>
-      <w:r>
-        <w:t xml:space="preserve">. Para asegurar que los problemas de calidad y trazabilidad no vuelvan a surgir, es beneficioso y necesario subir al </w:t>
+        <w:t xml:space="preserve"> para una multinacional de la escala de EnergiTech. Para asegurar que los problemas de calidad y trazabilidad no vuelvan a surgir, es beneficioso y necesario subir al </w:t>
       </w:r>
       <w:r>
         <w:rPr>
@@ -1295,8 +2368,7 @@
     </w:p>
     <w:p>
       <w:pPr>
-        <w:pStyle w:val="NormalWeb"/>
-        <w:spacing w:line="276" w:lineRule="auto"/>
+        <w:spacing w:before="100" w:beforeAutospacing="1" w:after="100" w:afterAutospacing="1" w:line="276" w:lineRule="auto"/>
         <w:jc w:val="both"/>
       </w:pPr>
       <w:r>
@@ -1315,203 +2387,83 @@
     </w:p>
     <w:p>
       <w:pPr>
-        <w:pStyle w:val="NormalWeb"/>
+        <w:pStyle w:val="Prrafodelista"/>
         <w:numPr>
           <w:ilvl w:val="0"/>
-          <w:numId w:val="22"/>
+          <w:numId w:val="24"/>
         </w:numPr>
-        <w:spacing w:line="276" w:lineRule="auto"/>
+        <w:spacing w:before="100" w:beforeAutospacing="1" w:after="100" w:afterAutospacing="1" w:line="276" w:lineRule="auto"/>
         <w:jc w:val="both"/>
+        <w:rPr>
+          <w:bCs/>
+        </w:rPr>
       </w:pPr>
       <w:r>
         <w:rPr>
           <w:b/>
           <w:bCs/>
         </w:rPr>
-        <w:t>Institucionalización del Gobierno (UNE 0077):</w:t>
-      </w:r>
-      <w:r>
-        <w:t xml:space="preserve"> Es imprescindible formalizar la </w:t>
-      </w:r>
+        <w:t>Institucionalización del Gobierno</w:t>
+      </w:r>
+      <w:r>
+        <w:rPr>
+          <w:bCs/>
+        </w:rPr>
+        <w:t xml:space="preserve"> (UNE 0077 - EstOrg): Es imprescindible formalizar la Estructura Organizativa (EstOrg). Los roles de Data Owners y Data Stewards deben ser los guardianes permanentes del Glosario y del Golden Record creados, evitando que el conocimiento se pierda si los equipos técnicos cambian.</w:t>
+      </w:r>
+    </w:p>
+    <w:p>
+      <w:pPr>
+        <w:pStyle w:val="Prrafodelista"/>
+        <w:numPr>
+          <w:ilvl w:val="0"/>
+          <w:numId w:val="24"/>
+        </w:numPr>
+        <w:spacing w:before="100" w:beforeAutospacing="1" w:after="100" w:afterAutospacing="1" w:line="276" w:lineRule="auto"/>
+        <w:jc w:val="both"/>
+        <w:rPr>
+          <w:bCs/>
+        </w:rPr>
+      </w:pPr>
       <w:r>
         <w:rPr>
           <w:b/>
           <w:bCs/>
         </w:rPr>
-        <w:t>Estructura Organizativa (</w:t>
-      </w:r>
-      <w:proofErr w:type="spellStart"/>
+        <w:t xml:space="preserve">Prevención de la Duplicidad </w:t>
+      </w:r>
+      <w:r>
+        <w:rPr>
+          <w:bCs/>
+        </w:rPr>
+        <w:t>(UNE 0078 - InfrTec / ProcDat): El Plan de Mejora debe integrar el Golden Record directamente en los sistemas de entrada de datos (Data entry), impidiendo la creación de duplicados en tiempo real mediante servicios de validación interconectados, en lugar de corregirlos a posteriori en el MDM Hub.</w:t>
+      </w:r>
+    </w:p>
+    <w:p>
+      <w:pPr>
+        <w:pStyle w:val="Prrafodelista"/>
+        <w:numPr>
+          <w:ilvl w:val="0"/>
+          <w:numId w:val="24"/>
+        </w:numPr>
+        <w:spacing w:before="100" w:beforeAutospacing="1" w:after="100" w:afterAutospacing="1" w:line="276" w:lineRule="auto"/>
+        <w:jc w:val="both"/>
+      </w:pPr>
       <w:r>
         <w:rPr>
           <w:b/>
           <w:bCs/>
         </w:rPr>
-        <w:t>EstOrg</w:t>
-      </w:r>
-      <w:proofErr w:type="spellEnd"/>
-      <w:r>
-        <w:rPr>
-          <w:b/>
+        <w:t>Transparencia y Seguridad Proactiva</w:t>
+      </w:r>
+      <w:r>
+        <w:rPr>
           <w:bCs/>
         </w:rPr>
-        <w:t>)</w:t>
-      </w:r>
-      <w:r>
-        <w:t xml:space="preserve">. Los roles de </w:t>
-      </w:r>
-      <w:r>
-        <w:rPr>
-          <w:i/>
-          <w:iCs/>
-        </w:rPr>
-        <w:t xml:space="preserve">Data </w:t>
-      </w:r>
-      <w:proofErr w:type="spellStart"/>
-      <w:r>
-        <w:rPr>
-          <w:i/>
-          <w:iCs/>
-        </w:rPr>
-        <w:t>Owners</w:t>
-      </w:r>
-      <w:proofErr w:type="spellEnd"/>
-      <w:r>
-        <w:t xml:space="preserve"> y </w:t>
-      </w:r>
-      <w:r>
-        <w:rPr>
-          <w:i/>
-          <w:iCs/>
-        </w:rPr>
-        <w:t xml:space="preserve">Data </w:t>
-      </w:r>
-      <w:proofErr w:type="spellStart"/>
-      <w:r>
-        <w:rPr>
-          <w:i/>
-          <w:iCs/>
-        </w:rPr>
-        <w:t>Stewards</w:t>
-      </w:r>
-      <w:proofErr w:type="spellEnd"/>
-      <w:r>
-        <w:t xml:space="preserve"> deben ser los guardianes permanentes del Glosario y del </w:t>
-      </w:r>
-      <w:r>
-        <w:rPr>
-          <w:i/>
-          <w:iCs/>
-        </w:rPr>
-        <w:t>Golden Record</w:t>
-      </w:r>
-      <w:r>
-        <w:t xml:space="preserve"> creados, evitando que el conocimiento se pierda si los equipos técnicos cambian. </w:t>
-      </w:r>
-    </w:p>
-    <w:p>
-      <w:pPr>
-        <w:pStyle w:val="NormalWeb"/>
-        <w:numPr>
-          <w:ilvl w:val="0"/>
-          <w:numId w:val="22"/>
-        </w:numPr>
-        <w:spacing w:line="276" w:lineRule="auto"/>
-        <w:jc w:val="both"/>
-      </w:pPr>
-      <w:r>
-        <w:rPr>
-          <w:b/>
-          <w:bCs/>
-        </w:rPr>
-        <w:lastRenderedPageBreak/>
-        <w:t>Prevención de la Duplicidad:</w:t>
-      </w:r>
-      <w:r>
-        <w:t xml:space="preserve"> El Plan de Mejora debe integrar el </w:t>
-      </w:r>
-      <w:r>
-        <w:rPr>
-          <w:i/>
-          <w:iCs/>
-        </w:rPr>
-        <w:t>Golden Record</w:t>
-      </w:r>
-      <w:r>
-        <w:t xml:space="preserve"> directamente en los sistemas de entrada de datos (</w:t>
-      </w:r>
-      <w:r>
-        <w:rPr>
-          <w:i/>
-          <w:iCs/>
-        </w:rPr>
-        <w:t xml:space="preserve">Data </w:t>
-      </w:r>
-      <w:proofErr w:type="spellStart"/>
-      <w:r>
-        <w:rPr>
-          <w:i/>
-          <w:iCs/>
-        </w:rPr>
-        <w:t>entry</w:t>
-      </w:r>
-      <w:proofErr w:type="spellEnd"/>
-      <w:r>
-        <w:t xml:space="preserve">), impidiendo la creación de duplicados en tiempo real, en lugar de corregirlos a posteriori. </w:t>
-      </w:r>
-    </w:p>
-    <w:p>
-      <w:pPr>
-        <w:pStyle w:val="NormalWeb"/>
-        <w:numPr>
-          <w:ilvl w:val="0"/>
-          <w:numId w:val="22"/>
-        </w:numPr>
-        <w:spacing w:line="276" w:lineRule="auto"/>
-        <w:jc w:val="both"/>
-      </w:pPr>
-      <w:r>
-        <w:rPr>
-          <w:b/>
-          <w:bCs/>
-        </w:rPr>
-        <w:t>Transparencia y Seguridad:</w:t>
-      </w:r>
-      <w:r>
-        <w:t xml:space="preserve"> Para resolver definitivamente la falta de trazabilidad de accesos sensibles, se propone implementar un proceso de </w:t>
-      </w:r>
-      <w:r>
-        <w:rPr>
-          <w:b/>
-          <w:bCs/>
-        </w:rPr>
-        <w:t>Seguimiento del Gobierno (</w:t>
-      </w:r>
-      <w:proofErr w:type="spellStart"/>
-      <w:r>
-        <w:rPr>
-          <w:b/>
-          <w:bCs/>
-        </w:rPr>
-        <w:t>SegGov</w:t>
-      </w:r>
-      <w:proofErr w:type="spellEnd"/>
-      <w:r>
-        <w:rPr>
-          <w:b/>
-          <w:bCs/>
-        </w:rPr>
-        <w:t>)</w:t>
-      </w:r>
-      <w:r>
-        <w:t xml:space="preserve"> automatizado que audite quién accede a qué datos basándose en las clasificaciones de seguridad ya definidas en nuestro Catálogo de Datos. </w:t>
-      </w:r>
-    </w:p>
-    <w:p>
-      <w:pPr>
-        <w:pStyle w:val="NormalWeb"/>
-        <w:spacing w:line="276" w:lineRule="auto"/>
-        <w:jc w:val="both"/>
-      </w:pPr>
+        <w:t xml:space="preserve"> (UNE 0077 - RiesDat): Para resolver definitivamente la falta de trazabilidad de accesos sensibles, se propone la automatización del proceso de Optimización de los Riesgos del Dato (RiesDat). Esto se logrará mediante la implementación de herramientas de auditoría activa que verifiquen de forma continua quién accede a qué información, cruzando los accesos en tiempo real con las clasificaciones de seguridad ya definidas en nuestro Catálogo de Datos.</w:t>
+      </w:r>
+      <w:bookmarkStart w:id="10" w:name="_GoBack"/>
+      <w:bookmarkEnd w:id="10"/>
     </w:p>
     <w:sectPr>
       <w:headerReference w:type="default" r:id="rId7"/>
@@ -4522,6 +5474,119 @@
     </w:lvl>
   </w:abstractNum>
   <w:abstractNum w:abstractNumId="21" w15:restartNumberingAfterBreak="0">
+    <w:nsid w:val="7DC825D1"/>
+    <w:multiLevelType w:val="multilevel"/>
+    <w:tmpl w:val="D7B0FFE8"/>
+    <w:lvl w:ilvl="0">
+      <w:start w:val="1"/>
+      <w:numFmt w:val="bullet"/>
+      <w:lvlText w:val=""/>
+      <w:lvlJc w:val="left"/>
+      <w:pPr>
+        <w:ind w:left="360" w:hanging="360"/>
+      </w:pPr>
+      <w:rPr>
+        <w:rFonts w:ascii="Symbol" w:hAnsi="Symbol" w:hint="default"/>
+      </w:rPr>
+    </w:lvl>
+    <w:lvl w:ilvl="1" w:tentative="1">
+      <w:start w:val="1"/>
+      <w:numFmt w:val="decimal"/>
+      <w:lvlText w:val="%2."/>
+      <w:lvlJc w:val="left"/>
+      <w:pPr>
+        <w:tabs>
+          <w:tab w:val="num" w:pos="1080"/>
+        </w:tabs>
+        <w:ind w:left="1080" w:hanging="360"/>
+      </w:pPr>
+    </w:lvl>
+    <w:lvl w:ilvl="2" w:tentative="1">
+      <w:start w:val="1"/>
+      <w:numFmt w:val="decimal"/>
+      <w:lvlText w:val="%3."/>
+      <w:lvlJc w:val="left"/>
+      <w:pPr>
+        <w:tabs>
+          <w:tab w:val="num" w:pos="1800"/>
+        </w:tabs>
+        <w:ind w:left="1800" w:hanging="360"/>
+      </w:pPr>
+    </w:lvl>
+    <w:lvl w:ilvl="3" w:tentative="1">
+      <w:start w:val="1"/>
+      <w:numFmt w:val="decimal"/>
+      <w:lvlText w:val="%4."/>
+      <w:lvlJc w:val="left"/>
+      <w:pPr>
+        <w:tabs>
+          <w:tab w:val="num" w:pos="2520"/>
+        </w:tabs>
+        <w:ind w:left="2520" w:hanging="360"/>
+      </w:pPr>
+    </w:lvl>
+    <w:lvl w:ilvl="4" w:tentative="1">
+      <w:start w:val="1"/>
+      <w:numFmt w:val="decimal"/>
+      <w:lvlText w:val="%5."/>
+      <w:lvlJc w:val="left"/>
+      <w:pPr>
+        <w:tabs>
+          <w:tab w:val="num" w:pos="3240"/>
+        </w:tabs>
+        <w:ind w:left="3240" w:hanging="360"/>
+      </w:pPr>
+    </w:lvl>
+    <w:lvl w:ilvl="5" w:tentative="1">
+      <w:start w:val="1"/>
+      <w:numFmt w:val="decimal"/>
+      <w:lvlText w:val="%6."/>
+      <w:lvlJc w:val="left"/>
+      <w:pPr>
+        <w:tabs>
+          <w:tab w:val="num" w:pos="3960"/>
+        </w:tabs>
+        <w:ind w:left="3960" w:hanging="360"/>
+      </w:pPr>
+    </w:lvl>
+    <w:lvl w:ilvl="6" w:tentative="1">
+      <w:start w:val="1"/>
+      <w:numFmt w:val="decimal"/>
+      <w:lvlText w:val="%7."/>
+      <w:lvlJc w:val="left"/>
+      <w:pPr>
+        <w:tabs>
+          <w:tab w:val="num" w:pos="4680"/>
+        </w:tabs>
+        <w:ind w:left="4680" w:hanging="360"/>
+      </w:pPr>
+    </w:lvl>
+    <w:lvl w:ilvl="7" w:tentative="1">
+      <w:start w:val="1"/>
+      <w:numFmt w:val="decimal"/>
+      <w:lvlText w:val="%8."/>
+      <w:lvlJc w:val="left"/>
+      <w:pPr>
+        <w:tabs>
+          <w:tab w:val="num" w:pos="5400"/>
+        </w:tabs>
+        <w:ind w:left="5400" w:hanging="360"/>
+      </w:pPr>
+    </w:lvl>
+    <w:lvl w:ilvl="8" w:tentative="1">
+      <w:start w:val="1"/>
+      <w:numFmt w:val="decimal"/>
+      <w:lvlText w:val="%9."/>
+      <w:lvlJc w:val="left"/>
+      <w:pPr>
+        <w:tabs>
+          <w:tab w:val="num" w:pos="6120"/>
+        </w:tabs>
+        <w:ind w:left="6120" w:hanging="360"/>
+      </w:pPr>
+    </w:lvl>
+  </w:abstractNum>
+  <w:abstractNum w:abstractNumId="22" w15:restartNumberingAfterBreak="0">
     <w:nsid w:val="7F2F6F8A"/>
     <w:multiLevelType w:val="multilevel"/>
     <w:tmpl w:val="B674F696"/>
@@ -4670,7 +5735,7 @@
       </w:rPr>
     </w:lvl>
   </w:abstractNum>
-  <w:abstractNum w:abstractNumId="22" w15:restartNumberingAfterBreak="0">
+  <w:abstractNum w:abstractNumId="23" w15:restartNumberingAfterBreak="0">
     <w:nsid w:val="7F4B3E19"/>
     <w:multiLevelType w:val="multilevel"/>
     <w:tmpl w:val="2FFC57C6"/>
@@ -4826,7 +5891,7 @@
     <w:abstractNumId w:val="13"/>
   </w:num>
   <w:num w:numId="3">
-    <w:abstractNumId w:val="21"/>
+    <w:abstractNumId w:val="22"/>
   </w:num>
   <w:num w:numId="4">
     <w:abstractNumId w:val="19"/>
@@ -4880,13 +5945,16 @@
     <w:abstractNumId w:val="7"/>
   </w:num>
   <w:num w:numId="21">
-    <w:abstractNumId w:val="22"/>
+    <w:abstractNumId w:val="23"/>
   </w:num>
   <w:num w:numId="22">
     <w:abstractNumId w:val="18"/>
   </w:num>
   <w:num w:numId="23">
     <w:abstractNumId w:val="16"/>
+  </w:num>
+  <w:num w:numId="24">
+    <w:abstractNumId w:val="21"/>
   </w:num>
   <w:numIdMacAtCleanup w:val="5"/>
 </w:numbering>
@@ -6561,6 +7629,80 @@
       </w:tcPr>
     </w:tblStylePr>
   </w:style>
+  <w:style w:type="table" w:customStyle="1" w:styleId="Tablaconcuadrcula4-nfasis51">
+    <w:name w:val="Tabla con cuadrícula 4 - Énfasis 51"/>
+    <w:basedOn w:val="Tablanormal"/>
+    <w:next w:val="Tablaconcuadrcula4-nfasis5"/>
+    <w:uiPriority w:val="49"/>
+    <w:rsid w:val="00CB30A0"/>
+    <w:tblPr>
+      <w:tblStyleRowBandSize w:val="1"/>
+      <w:tblStyleColBandSize w:val="1"/>
+      <w:tblBorders>
+        <w:top w:val="single" w:sz="4" w:space="0" w:color="9CC2E5" w:themeColor="accent5" w:themeTint="99"/>
+        <w:left w:val="single" w:sz="4" w:space="0" w:color="9CC2E5" w:themeColor="accent5" w:themeTint="99"/>
+        <w:bottom w:val="single" w:sz="4" w:space="0" w:color="9CC2E5" w:themeColor="accent5" w:themeTint="99"/>
+        <w:right w:val="single" w:sz="4" w:space="0" w:color="9CC2E5" w:themeColor="accent5" w:themeTint="99"/>
+        <w:insideH w:val="single" w:sz="4" w:space="0" w:color="9CC2E5" w:themeColor="accent5" w:themeTint="99"/>
+        <w:insideV w:val="single" w:sz="4" w:space="0" w:color="9CC2E5" w:themeColor="accent5" w:themeTint="99"/>
+      </w:tblBorders>
+    </w:tblPr>
+    <w:tblStylePr w:type="firstRow">
+      <w:rPr>
+        <w:b/>
+        <w:bCs/>
+        <w:color w:val="FFFFFF" w:themeColor="background1"/>
+      </w:rPr>
+      <w:tblPr/>
+      <w:tcPr>
+        <w:tcBorders>
+          <w:top w:val="single" w:sz="4" w:space="0" w:color="5B9BD5" w:themeColor="accent5"/>
+          <w:left w:val="single" w:sz="4" w:space="0" w:color="5B9BD5" w:themeColor="accent5"/>
+          <w:bottom w:val="single" w:sz="4" w:space="0" w:color="5B9BD5" w:themeColor="accent5"/>
+          <w:right w:val="single" w:sz="4" w:space="0" w:color="5B9BD5" w:themeColor="accent5"/>
+          <w:insideH w:val="nil"/>
+          <w:insideV w:val="nil"/>
+        </w:tcBorders>
+        <w:shd w:val="clear" w:color="auto" w:fill="5B9BD5" w:themeFill="accent5"/>
+      </w:tcPr>
+    </w:tblStylePr>
+    <w:tblStylePr w:type="lastRow">
+      <w:rPr>
+        <w:b/>
+        <w:bCs/>
+      </w:rPr>
+      <w:tblPr/>
+      <w:tcPr>
+        <w:tcBorders>
+          <w:top w:val="double" w:sz="4" w:space="0" w:color="5B9BD5" w:themeColor="accent5"/>
+        </w:tcBorders>
+      </w:tcPr>
+    </w:tblStylePr>
+    <w:tblStylePr w:type="firstCol">
+      <w:rPr>
+        <w:b/>
+        <w:bCs/>
+      </w:rPr>
+    </w:tblStylePr>
+    <w:tblStylePr w:type="lastCol">
+      <w:rPr>
+        <w:b/>
+        <w:bCs/>
+      </w:rPr>
+    </w:tblStylePr>
+    <w:tblStylePr w:type="band1Vert">
+      <w:tblPr/>
+      <w:tcPr>
+        <w:shd w:val="clear" w:color="auto" w:fill="DEEAF6" w:themeFill="accent5" w:themeFillTint="33"/>
+      </w:tcPr>
+    </w:tblStylePr>
+    <w:tblStylePr w:type="band1Horz">
+      <w:tblPr/>
+      <w:tcPr>
+        <w:shd w:val="clear" w:color="auto" w:fill="DEEAF6" w:themeFill="accent5" w:themeFillTint="33"/>
+      </w:tcPr>
+    </w:tblStylePr>
+  </w:style>
 </w:styles>
 </file>
 
